--- a/lehrkraft-material/pruefung/lernerfolgskontrolle.docx
+++ b/lehrkraft-material/pruefung/lernerfolgskontrolle.docx
@@ -12,17 +12,26 @@
     </w:p>
     <w:p>
       <w:r>
-        <w:t>Name: _________________________  Klasse: ______  Datum: __________</w:t>
+        <w:rPr>
+          <w:b w:val="0"/>
+        </w:rPr>
+        <w:t>Name: ________________________  Klasse: _____  Datum: __________</w:t>
       </w:r>
     </w:p>
     <w:p>
       <w:r>
-        <w:t>Du hast 60 Minuten. Arbeite allein auf diesen sieben Seiten. Mappe und iPad bleiben geschlossen. Nutze die Materialien auf dem Blatt. Kurze Sätze reichen. Prüfe deine Antworten am Ende.</w:t>
+        <w:rPr>
+          <w:b/>
+        </w:rPr>
+        <w:t>Arbeitszeit: 30 Minuten. Du darfst das gedruckte Material deiner Mappe benutzen. Das iPad und andere digitale Geräte darfst du nicht benutzen.</w:t>
       </w:r>
     </w:p>
     <w:p>
       <w:r>
-        <w:t>Bearbeite in jedem Block zuerst a, dann b und c. Wenn du festhängst, beginne den nächsten Block. Zeige bei c, wie du dein Wissen weiterdenken kannst.</w:t>
+        <w:rPr>
+          <w:b w:val="0"/>
+        </w:rPr>
+        <w:t>Arbeite allein. Trage Zahlen oder kurze Wörter ein. Bei Ankreuzaufgaben steht dabei, ob eine oder mehrere Antworten richtig sind. Kreuze nur die richtigen Aussagen an. Bei Mehrfachauswahl kostet jedes falsche Kreuz einen Punkt in dieser Teilaufgabe; weniger als 0 Punkte gibt es nicht. Insgesamt: 30 Punkte.</w:t>
       </w:r>
     </w:p>
     <w:p>
@@ -30,19 +39,81 @@
         <w:pStyle w:val="Heading2"/>
       </w:pPr>
       <w:r>
-        <w:t>1  Was steckt im Stamm</w:t>
+        <w:t>1 Aufbau des Stamms   4 Punkte</w:t>
       </w:r>
     </w:p>
     <w:p>
       <w:r>
-        <w:t>1a Erkennen: Beschrifte die sechs Bereiche mit den Wörtern aus dem Kasten.</w:t>
+        <w:rPr>
+          <w:b w:val="0"/>
+        </w:rPr>
+        <w:t>1a Ergänze. Nutze deine Mappe. (2 P)</w:t>
+      </w:r>
+    </w:p>
+    <w:p>
+      <w:r>
+        <w:rPr>
+          <w:b w:val="0"/>
+        </w:rPr>
+        <w:t>Das ____________________ ermöglicht das Dickenwachstum.</w:t>
+        <w:br/>
+        <w:t>Das ____________________ leitet Wasser von den Wurzeln nach oben.</w:t>
+      </w:r>
+    </w:p>
+    <w:p>
+      <w:r>
+        <w:rPr>
+          <w:b/>
+        </w:rPr>
+        <w:t>1b Der Bast ist rings um den Stamm unterbrochen. Welche Folge ist möglich? (2 P) Nur eine Antwort ist richtig.</w:t>
+      </w:r>
+    </w:p>
+    <w:p>
+      <w:pPr>
+        <w:spacing w:after="40"/>
+      </w:pPr>
+      <w:r>
+        <w:rPr>
+          <w:b w:val="0"/>
+        </w:rPr>
+        <w:t>☐ Die Wurzeln bekommen zu wenig Zucker aus den Blättern.</w:t>
+      </w:r>
+    </w:p>
+    <w:p>
+      <w:pPr>
+        <w:spacing w:after="40"/>
+      </w:pPr>
+      <w:r>
+        <w:rPr>
+          <w:b w:val="0"/>
+        </w:rPr>
+        <w:t>☐ Das Mark bildet sofort eine neue Borke.</w:t>
+      </w:r>
+    </w:p>
+    <w:p>
+      <w:pPr>
+        <w:spacing w:after="40"/>
+      </w:pPr>
+      <w:r>
+        <w:rPr>
+          <w:b w:val="0"/>
+        </w:rPr>
+        <w:t>☐ Der Stamm kann keine Jahresringe mehr zeigen.</w:t>
+      </w:r>
+    </w:p>
+    <w:p>
+      <w:pPr>
+        <w:pStyle w:val="Heading2"/>
+      </w:pPr>
+      <w:r>
+        <w:t>2 Jahresringe auswerten   4 Punkte</w:t>
       </w:r>
     </w:p>
     <w:p>
       <w:r>
         <w:drawing>
           <wp:inline xmlns:a="http://schemas.openxmlformats.org/drawingml/2006/main" xmlns:pic="http://schemas.openxmlformats.org/drawingml/2006/picture">
-            <wp:extent cx="5580000" cy="2790000"/>
+            <wp:extent cx="3420000" cy="1436400"/>
             <wp:docPr id="1" name="Picture 1"/>
             <wp:cNvGraphicFramePr>
               <a:graphicFrameLocks noChangeAspect="1"/>
@@ -51,7 +122,7 @@
               <a:graphicData uri="http://schemas.openxmlformats.org/drawingml/2006/picture">
                 <pic:pic>
                   <pic:nvPicPr>
-                    <pic:cNvPr id="0" name="stamm.png"/>
+                    <pic:cNvPr id="0" name="ringe.png"/>
                     <pic:cNvPicPr/>
                   </pic:nvPicPr>
                   <pic:blipFill>
@@ -63,7 +134,7 @@
                   <pic:spPr>
                     <a:xfrm>
                       <a:off x="0" y="0"/>
-                      <a:ext cx="5580000" cy="2790000"/>
+                      <a:ext cx="3420000" cy="1436400"/>
                     </a:xfrm>
                     <a:prstGeom prst="rect"/>
                   </pic:spPr>
@@ -76,72 +147,101 @@
     </w:p>
     <w:p>
       <w:r>
-        <w:t>Borke · Bast · Kambium · Splintholz · Kernholz · Mark</w:t>
+        <w:rPr>
+          <w:b w:val="0"/>
+        </w:rPr>
+        <w:t>Die Mitte ist ein Punkt. Jede Kreislinie begrenzt einen Jahresring. Die Rinde ist nicht dargestellt. Die Zeichnung ist ein Modell.</w:t>
       </w:r>
     </w:p>
     <w:p>
       <w:r>
-        <w:t>1b Erklären: Welche Aufgabe haben Kambium und Splintholz?</w:t>
+        <w:rPr>
+          <w:b w:val="0"/>
+        </w:rPr>
+        <w:t>2a Trage nur die Zahl ein: Alter an dieser Schnittstelle: etwa ______ Jahre. (1 P)</w:t>
+      </w:r>
+    </w:p>
+    <w:p>
+      <w:r>
+        <w:rPr>
+          <w:b/>
+        </w:rPr>
+        <w:t>2b Ring 8 ist schmaler als die Nachbarringe. Was zeigt das? (1 P) Nur eine Antwort ist richtig.</w:t>
       </w:r>
     </w:p>
     <w:p>
       <w:pPr>
-        <w:spacing w:after="0" w:line="480" w:lineRule="exact" w:before="0"/>
-        <w:pBdr>
-          <w:bottom w:val="single" w:sz="3" w:color="AAAAAA"/>
-          <w:between w:val="single" w:sz="3" w:color="AAAAAA"/>
-        </w:pBdr>
+        <w:spacing w:after="40"/>
       </w:pPr>
-    </w:p>
-    <w:p>
-      <w:pPr>
-        <w:spacing w:after="0" w:line="480" w:lineRule="exact" w:before="0"/>
-        <w:pBdr>
-          <w:bottom w:val="single" w:sz="3" w:color="AAAAAA"/>
-          <w:between w:val="single" w:sz="3" w:color="AAAAAA"/>
-        </w:pBdr>
-      </w:pPr>
-    </w:p>
-    <w:p>
-      <w:pPr>
-        <w:spacing w:after="0" w:line="480" w:lineRule="exact" w:before="0"/>
-        <w:pBdr>
-          <w:bottom w:val="single" w:sz="3" w:color="AAAAAA"/>
-          <w:between w:val="single" w:sz="3" w:color="AAAAAA"/>
-        </w:pBdr>
-      </w:pPr>
-    </w:p>
-    <w:p>
       <w:r>
-        <w:t>1c Weiterdenken: Der Bast ist rings um einen Stamm stark beschädigt. Warum ist das für den Baum gefährlich?</w:t>
+        <w:rPr>
+          <w:b w:val="0"/>
+        </w:rPr>
+        <w:t>☐ Der Stamm ist in diesem Jahr weniger in die Dicke gewachsen.</w:t>
       </w:r>
     </w:p>
     <w:p>
       <w:pPr>
-        <w:spacing w:after="0" w:line="480" w:lineRule="exact" w:before="0"/>
-        <w:pBdr>
-          <w:bottom w:val="single" w:sz="3" w:color="AAAAAA"/>
-          <w:between w:val="single" w:sz="3" w:color="AAAAAA"/>
-        </w:pBdr>
+        <w:spacing w:after="40"/>
       </w:pPr>
+      <w:r>
+        <w:rPr>
+          <w:b w:val="0"/>
+        </w:rPr>
+        <w:t>☐ Der Baum ist in diesem Jahr kleiner geworden.</w:t>
+      </w:r>
+    </w:p>
+    <w:p>
+      <w:r>
+        <w:rPr>
+          <w:b/>
+        </w:rPr>
+        <w:t>2c Sam sagt: „In Jahr 8 hat es bestimmt zu wenig geregnet.“ Prüfe die Aussage. (2 P) Mehrere Antworten sind richtig.</w:t>
+      </w:r>
     </w:p>
     <w:p>
       <w:pPr>
-        <w:spacing w:after="0" w:line="480" w:lineRule="exact" w:before="0"/>
-        <w:pBdr>
-          <w:bottom w:val="single" w:sz="3" w:color="AAAAAA"/>
-          <w:between w:val="single" w:sz="3" w:color="AAAAAA"/>
-        </w:pBdr>
+        <w:spacing w:after="40"/>
       </w:pPr>
+      <w:r>
+        <w:rPr>
+          <w:b w:val="0"/>
+        </w:rPr>
+        <w:t>☐ Wassermangel ist eine mögliche Ursache.</w:t>
+      </w:r>
     </w:p>
     <w:p>
       <w:pPr>
-        <w:spacing w:after="0" w:line="480" w:lineRule="exact" w:before="0"/>
-        <w:pBdr>
-          <w:bottom w:val="single" w:sz="3" w:color="AAAAAA"/>
-          <w:between w:val="single" w:sz="3" w:color="AAAAAA"/>
-        </w:pBdr>
+        <w:spacing w:after="40"/>
       </w:pPr>
+      <w:r>
+        <w:rPr>
+          <w:b w:val="0"/>
+        </w:rPr>
+        <w:t>☐ Die Ringbreite beweist Wassermangel.</w:t>
+      </w:r>
+    </w:p>
+    <w:p>
+      <w:pPr>
+        <w:spacing w:after="40"/>
+      </w:pPr>
+      <w:r>
+        <w:rPr>
+          <w:b w:val="0"/>
+        </w:rPr>
+        <w:t>☐ Auch Licht, Temperatur oder Konkurrenz können das Wachstum beeinflussen.</w:t>
+      </w:r>
+    </w:p>
+    <w:p>
+      <w:pPr>
+        <w:spacing w:after="40"/>
+      </w:pPr>
+      <w:r>
+        <w:rPr>
+          <w:b w:val="0"/>
+        </w:rPr>
+        <w:t>☐ Ein schmaler Ring zeigt, wie hoch der Baum war.</w:t>
+      </w:r>
     </w:p>
     <w:p>
       <w:r>
@@ -153,19 +253,1179 @@
         <w:pStyle w:val="Title"/>
       </w:pPr>
       <w:r>
-        <w:t>2  |  Was verraten Jahresringe</w:t>
+        <w:t>Vom Baum zum Brett und zum Holztest</w:t>
+      </w:r>
+    </w:p>
+    <w:p>
+      <w:pPr>
+        <w:pStyle w:val="Heading2"/>
+      </w:pPr>
+      <w:r>
+        <w:t>3 Produktionsweg und Schnittplan   6 Punkte</w:t>
       </w:r>
     </w:p>
     <w:p>
       <w:r>
-        <w:t>Name: ____________________________   Datum: ______________</w:t>
+        <w:rPr>
+          <w:b/>
+        </w:rPr>
+        <w:t>3a Ordne die Schritte. Trage nur die Zahlen 1 bis 6 in die Kästchen ein. 1 ist der Anfang. Nutze jede Zahl einmal. (3 P)</w:t>
+      </w:r>
+    </w:p>
+    <w:p>
+      <w:r>
+        <w:rPr>
+          <w:b w:val="0"/>
+        </w:rPr>
+        <w:t>[____] Transport     [____] Schnittholz     [____] Baum</w:t>
+        <w:br/>
+        <w:t>[____] Einschnitt     [____] Fällen     [____] Sägewerk</w:t>
+      </w:r>
+    </w:p>
+    <w:p>
+      <w:r>
+        <w:rPr>
+          <w:b w:val="0"/>
+        </w:rPr>
+        <w:t>3b Ergänze ein passendes Wort: Beim Sägen entstehen ____________, weil das Sägeblatt eine Schnittbreite hat. (1 P)</w:t>
+      </w:r>
+    </w:p>
+    <w:p>
+      <w:r>
+        <w:rPr>
+          <w:b w:val="0"/>
+        </w:rPr>
+        <w:t>3c Du brauchst mindestens 12 cm breite Bretter. Du darfst schmale Bretter nicht zusammenleimen. Nutze die Übungsdaten.</w:t>
+      </w:r>
+    </w:p>
+    <w:tbl>
+      <w:tblPr>
+        <w:tblW w:type="dxa" w:w="9638"/>
+        <w:jc w:val="left"/>
+        <w:tblLayout w:type="fixed"/>
+        <w:tblLook w:firstColumn="1" w:firstRow="1" w:lastColumn="0" w:lastRow="0" w:noHBand="0" w:noVBand="1" w:val="04A0"/>
+        <w:tblInd w:type="dxa" w:w="0"/>
+      </w:tblPr>
+      <w:tblGrid>
+        <w:gridCol w:w="1701"/>
+        <w:gridCol w:w="3118"/>
+        <w:gridCol w:w="4819"/>
+      </w:tblGrid>
+      <w:tr>
+        <w:trPr>
+          <w:cantSplit/>
+        </w:trPr>
+        <w:tc>
+          <w:tcPr>
+            <w:tcW w:type="dxa" w:w="1701"/>
+            <w:vAlign w:val="center"/>
+            <w:tcBorders>
+              <w:top w:val="single" w:sz="5" w:color="D9D9D9"/>
+              <w:left w:val="single" w:sz="5" w:color="D9D9D9"/>
+              <w:bottom w:val="single" w:sz="5" w:color="D9D9D9"/>
+              <w:right w:val="single" w:sz="5" w:color="D9D9D9"/>
+            </w:tcBorders>
+            <w:shd w:fill="EEEEEE"/>
+            <w:tcMar>
+              <w:top w:w="80" w:type="dxa"/>
+              <w:bottom w:w="80" w:type="dxa"/>
+              <w:start w:w="120" w:type="dxa"/>
+              <w:end w:w="120" w:type="dxa"/>
+            </w:tcMar>
+          </w:tcPr>
+          <w:p>
+            <w:pPr>
+              <w:spacing w:before="60" w:after="60"/>
+            </w:pPr>
+            <w:r>
+              <w:rPr>
+                <w:b/>
+                <w:sz w:val="21"/>
+              </w:rPr>
+              <w:t>Plan</w:t>
+            </w:r>
+          </w:p>
+        </w:tc>
+        <w:tc>
+          <w:tcPr>
+            <w:tcW w:type="dxa" w:w="3118"/>
+            <w:vAlign w:val="center"/>
+            <w:tcBorders>
+              <w:top w:val="single" w:sz="5" w:color="D9D9D9"/>
+              <w:left w:val="single" w:sz="5" w:color="D9D9D9"/>
+              <w:bottom w:val="single" w:sz="5" w:color="D9D9D9"/>
+              <w:right w:val="single" w:sz="5" w:color="D9D9D9"/>
+            </w:tcBorders>
+            <w:shd w:fill="EEEEEE"/>
+            <w:tcMar>
+              <w:top w:w="80" w:type="dxa"/>
+              <w:bottom w:w="80" w:type="dxa"/>
+              <w:start w:w="120" w:type="dxa"/>
+              <w:end w:w="120" w:type="dxa"/>
+            </w:tcMar>
+          </w:tcPr>
+          <w:p>
+            <w:pPr>
+              <w:spacing w:before="60" w:after="60"/>
+            </w:pPr>
+            <w:r>
+              <w:rPr>
+                <w:b/>
+                <w:sz w:val="21"/>
+              </w:rPr>
+              <w:t>Ausbeute</w:t>
+            </w:r>
+          </w:p>
+        </w:tc>
+        <w:tc>
+          <w:tcPr>
+            <w:tcW w:type="dxa" w:w="4819"/>
+            <w:vAlign w:val="center"/>
+            <w:tcBorders>
+              <w:top w:val="single" w:sz="5" w:color="D9D9D9"/>
+              <w:left w:val="single" w:sz="5" w:color="D9D9D9"/>
+              <w:bottom w:val="single" w:sz="5" w:color="D9D9D9"/>
+              <w:right w:val="single" w:sz="5" w:color="D9D9D9"/>
+            </w:tcBorders>
+            <w:shd w:fill="EEEEEE"/>
+            <w:tcMar>
+              <w:top w:w="80" w:type="dxa"/>
+              <w:bottom w:w="80" w:type="dxa"/>
+              <w:start w:w="120" w:type="dxa"/>
+              <w:end w:w="120" w:type="dxa"/>
+            </w:tcMar>
+          </w:tcPr>
+          <w:p>
+            <w:pPr>
+              <w:spacing w:before="60" w:after="60"/>
+            </w:pPr>
+            <w:r>
+              <w:rPr>
+                <w:b/>
+                <w:sz w:val="21"/>
+              </w:rPr>
+              <w:t>Breite jedes Bretts</w:t>
+            </w:r>
+          </w:p>
+        </w:tc>
+      </w:tr>
+      <w:tr>
+        <w:trPr>
+          <w:cantSplit/>
+        </w:trPr>
+        <w:tc>
+          <w:tcPr>
+            <w:tcW w:type="dxa" w:w="1701"/>
+            <w:vAlign w:val="center"/>
+            <w:tcBorders>
+              <w:top w:val="single" w:sz="5" w:color="D9D9D9"/>
+              <w:left w:val="single" w:sz="5" w:color="D9D9D9"/>
+              <w:bottom w:val="single" w:sz="5" w:color="D9D9D9"/>
+              <w:right w:val="single" w:sz="5" w:color="D9D9D9"/>
+            </w:tcBorders>
+            <w:tcMar>
+              <w:top w:w="80" w:type="dxa"/>
+              <w:bottom w:w="80" w:type="dxa"/>
+              <w:start w:w="120" w:type="dxa"/>
+              <w:end w:w="120" w:type="dxa"/>
+            </w:tcMar>
+          </w:tcPr>
+          <w:p>
+            <w:pPr>
+              <w:spacing w:before="60" w:after="60"/>
+            </w:pPr>
+            <w:r>
+              <w:rPr>
+                <w:b w:val="0"/>
+                <w:sz w:val="21"/>
+              </w:rPr>
+              <w:t>A</w:t>
+            </w:r>
+          </w:p>
+        </w:tc>
+        <w:tc>
+          <w:tcPr>
+            <w:tcW w:type="dxa" w:w="3118"/>
+            <w:vAlign w:val="center"/>
+            <w:tcBorders>
+              <w:top w:val="single" w:sz="5" w:color="D9D9D9"/>
+              <w:left w:val="single" w:sz="5" w:color="D9D9D9"/>
+              <w:bottom w:val="single" w:sz="5" w:color="D9D9D9"/>
+              <w:right w:val="single" w:sz="5" w:color="D9D9D9"/>
+            </w:tcBorders>
+            <w:tcMar>
+              <w:top w:w="80" w:type="dxa"/>
+              <w:bottom w:w="80" w:type="dxa"/>
+              <w:start w:w="120" w:type="dxa"/>
+              <w:end w:w="120" w:type="dxa"/>
+            </w:tcMar>
+          </w:tcPr>
+          <w:p>
+            <w:pPr>
+              <w:spacing w:before="60" w:after="60"/>
+            </w:pPr>
+            <w:r>
+              <w:rPr>
+                <w:b w:val="0"/>
+                <w:sz w:val="21"/>
+              </w:rPr>
+              <w:t>72 %</w:t>
+            </w:r>
+          </w:p>
+        </w:tc>
+        <w:tc>
+          <w:tcPr>
+            <w:tcW w:type="dxa" w:w="4819"/>
+            <w:vAlign w:val="center"/>
+            <w:tcBorders>
+              <w:top w:val="single" w:sz="5" w:color="D9D9D9"/>
+              <w:left w:val="single" w:sz="5" w:color="D9D9D9"/>
+              <w:bottom w:val="single" w:sz="5" w:color="D9D9D9"/>
+              <w:right w:val="single" w:sz="5" w:color="D9D9D9"/>
+            </w:tcBorders>
+            <w:tcMar>
+              <w:top w:w="80" w:type="dxa"/>
+              <w:bottom w:w="80" w:type="dxa"/>
+              <w:start w:w="120" w:type="dxa"/>
+              <w:end w:w="120" w:type="dxa"/>
+            </w:tcMar>
+          </w:tcPr>
+          <w:p>
+            <w:pPr>
+              <w:spacing w:before="60" w:after="60"/>
+            </w:pPr>
+            <w:r>
+              <w:rPr>
+                <w:b w:val="0"/>
+                <w:sz w:val="21"/>
+              </w:rPr>
+              <w:t>9 cm</w:t>
+            </w:r>
+          </w:p>
+        </w:tc>
+      </w:tr>
+      <w:tr>
+        <w:trPr>
+          <w:cantSplit/>
+        </w:trPr>
+        <w:tc>
+          <w:tcPr>
+            <w:tcW w:type="dxa" w:w="1701"/>
+            <w:vAlign w:val="center"/>
+            <w:tcBorders>
+              <w:top w:val="single" w:sz="5" w:color="D9D9D9"/>
+              <w:left w:val="single" w:sz="5" w:color="D9D9D9"/>
+              <w:bottom w:val="single" w:sz="5" w:color="D9D9D9"/>
+              <w:right w:val="single" w:sz="5" w:color="D9D9D9"/>
+            </w:tcBorders>
+            <w:tcMar>
+              <w:top w:w="80" w:type="dxa"/>
+              <w:bottom w:w="80" w:type="dxa"/>
+              <w:start w:w="120" w:type="dxa"/>
+              <w:end w:w="120" w:type="dxa"/>
+            </w:tcMar>
+          </w:tcPr>
+          <w:p>
+            <w:pPr>
+              <w:spacing w:before="60" w:after="60"/>
+            </w:pPr>
+            <w:r>
+              <w:rPr>
+                <w:b w:val="0"/>
+                <w:sz w:val="21"/>
+              </w:rPr>
+              <w:t>B</w:t>
+            </w:r>
+          </w:p>
+        </w:tc>
+        <w:tc>
+          <w:tcPr>
+            <w:tcW w:type="dxa" w:w="3118"/>
+            <w:vAlign w:val="center"/>
+            <w:tcBorders>
+              <w:top w:val="single" w:sz="5" w:color="D9D9D9"/>
+              <w:left w:val="single" w:sz="5" w:color="D9D9D9"/>
+              <w:bottom w:val="single" w:sz="5" w:color="D9D9D9"/>
+              <w:right w:val="single" w:sz="5" w:color="D9D9D9"/>
+            </w:tcBorders>
+            <w:tcMar>
+              <w:top w:w="80" w:type="dxa"/>
+              <w:bottom w:w="80" w:type="dxa"/>
+              <w:start w:w="120" w:type="dxa"/>
+              <w:end w:w="120" w:type="dxa"/>
+            </w:tcMar>
+          </w:tcPr>
+          <w:p>
+            <w:pPr>
+              <w:spacing w:before="60" w:after="60"/>
+            </w:pPr>
+            <w:r>
+              <w:rPr>
+                <w:b w:val="0"/>
+                <w:sz w:val="21"/>
+              </w:rPr>
+              <w:t>64 %</w:t>
+            </w:r>
+          </w:p>
+        </w:tc>
+        <w:tc>
+          <w:tcPr>
+            <w:tcW w:type="dxa" w:w="4819"/>
+            <w:vAlign w:val="center"/>
+            <w:tcBorders>
+              <w:top w:val="single" w:sz="5" w:color="D9D9D9"/>
+              <w:left w:val="single" w:sz="5" w:color="D9D9D9"/>
+              <w:bottom w:val="single" w:sz="5" w:color="D9D9D9"/>
+              <w:right w:val="single" w:sz="5" w:color="D9D9D9"/>
+            </w:tcBorders>
+            <w:tcMar>
+              <w:top w:w="80" w:type="dxa"/>
+              <w:bottom w:w="80" w:type="dxa"/>
+              <w:start w:w="120" w:type="dxa"/>
+              <w:end w:w="120" w:type="dxa"/>
+            </w:tcMar>
+          </w:tcPr>
+          <w:p>
+            <w:pPr>
+              <w:spacing w:before="60" w:after="60"/>
+            </w:pPr>
+            <w:r>
+              <w:rPr>
+                <w:b w:val="0"/>
+                <w:sz w:val="21"/>
+              </w:rPr>
+              <w:t>14 cm</w:t>
+            </w:r>
+          </w:p>
+        </w:tc>
+      </w:tr>
+    </w:tbl>
+    <w:p>
+      <w:r>
+        <w:rPr>
+          <w:b/>
+        </w:rPr>
+        <w:t>Wähle den passenden Plan. (1 P) Nur eine Antwort ist richtig.</w:t>
+      </w:r>
+    </w:p>
+    <w:p>
+      <w:pPr>
+        <w:spacing w:after="40"/>
+      </w:pPr>
+      <w:r>
+        <w:rPr>
+          <w:b w:val="0"/>
+        </w:rPr>
+        <w:t>☐ Plan A</w:t>
+      </w:r>
+    </w:p>
+    <w:p>
+      <w:pPr>
+        <w:spacing w:after="40"/>
+      </w:pPr>
+      <w:r>
+        <w:rPr>
+          <w:b w:val="0"/>
+        </w:rPr>
+        <w:t>☐ Plan B</w:t>
+      </w:r>
+    </w:p>
+    <w:p>
+      <w:r>
+        <w:rPr>
+          <w:b w:val="0"/>
+        </w:rPr>
+        <w:t>Ergänze: Dieser Plan passt, weil seine Bretter ______ cm breit sind. (1 P)</w:t>
+      </w:r>
+    </w:p>
+    <w:p>
+      <w:pPr>
+        <w:pStyle w:val="Heading2"/>
+      </w:pPr>
+      <w:r>
+        <w:t>4 Holzproben vergleichen   4 Punkte</w:t>
+      </w:r>
+    </w:p>
+    <w:p>
+      <w:r>
+        <w:rPr>
+          <w:b w:val="0"/>
+        </w:rPr>
+        <w:t>Zwei gleich große, ähnlich trockene Proben werden mit derselben Münze bei möglichst gleichem Druck geprüft. Die Angaben sind Übungsdaten.</w:t>
+      </w:r>
+    </w:p>
+    <w:tbl>
+      <w:tblPr>
+        <w:tblW w:type="dxa" w:w="9638"/>
+        <w:jc w:val="left"/>
+        <w:tblLayout w:type="fixed"/>
+        <w:tblLook w:firstColumn="1" w:firstRow="1" w:lastColumn="0" w:lastRow="0" w:noHBand="0" w:noVBand="1" w:val="04A0"/>
+        <w:tblInd w:type="dxa" w:w="0"/>
+      </w:tblPr>
+      <w:tblGrid>
+        <w:gridCol w:w="1701"/>
+        <w:gridCol w:w="2551"/>
+        <w:gridCol w:w="5386"/>
+      </w:tblGrid>
+      <w:tr>
+        <w:trPr>
+          <w:cantSplit/>
+        </w:trPr>
+        <w:tc>
+          <w:tcPr>
+            <w:tcW w:type="dxa" w:w="1701"/>
+            <w:vAlign w:val="center"/>
+            <w:tcBorders>
+              <w:top w:val="single" w:sz="5" w:color="D9D9D9"/>
+              <w:left w:val="single" w:sz="5" w:color="D9D9D9"/>
+              <w:bottom w:val="single" w:sz="5" w:color="D9D9D9"/>
+              <w:right w:val="single" w:sz="5" w:color="D9D9D9"/>
+            </w:tcBorders>
+            <w:shd w:fill="EEEEEE"/>
+            <w:tcMar>
+              <w:top w:w="80" w:type="dxa"/>
+              <w:bottom w:w="80" w:type="dxa"/>
+              <w:start w:w="120" w:type="dxa"/>
+              <w:end w:w="120" w:type="dxa"/>
+            </w:tcMar>
+          </w:tcPr>
+          <w:p>
+            <w:pPr>
+              <w:spacing w:before="60" w:after="60"/>
+            </w:pPr>
+            <w:r>
+              <w:rPr>
+                <w:b/>
+                <w:sz w:val="21"/>
+              </w:rPr>
+              <w:t>Probe</w:t>
+            </w:r>
+          </w:p>
+        </w:tc>
+        <w:tc>
+          <w:tcPr>
+            <w:tcW w:type="dxa" w:w="2551"/>
+            <w:vAlign w:val="center"/>
+            <w:tcBorders>
+              <w:top w:val="single" w:sz="5" w:color="D9D9D9"/>
+              <w:left w:val="single" w:sz="5" w:color="D9D9D9"/>
+              <w:bottom w:val="single" w:sz="5" w:color="D9D9D9"/>
+              <w:right w:val="single" w:sz="5" w:color="D9D9D9"/>
+            </w:tcBorders>
+            <w:shd w:fill="EEEEEE"/>
+            <w:tcMar>
+              <w:top w:w="80" w:type="dxa"/>
+              <w:bottom w:w="80" w:type="dxa"/>
+              <w:start w:w="120" w:type="dxa"/>
+              <w:end w:w="120" w:type="dxa"/>
+            </w:tcMar>
+          </w:tcPr>
+          <w:p>
+            <w:pPr>
+              <w:spacing w:before="60" w:after="60"/>
+            </w:pPr>
+            <w:r>
+              <w:rPr>
+                <w:b/>
+                <w:sz w:val="21"/>
+              </w:rPr>
+              <w:t>Masse</w:t>
+            </w:r>
+          </w:p>
+        </w:tc>
+        <w:tc>
+          <w:tcPr>
+            <w:tcW w:type="dxa" w:w="5386"/>
+            <w:vAlign w:val="center"/>
+            <w:tcBorders>
+              <w:top w:val="single" w:sz="5" w:color="D9D9D9"/>
+              <w:left w:val="single" w:sz="5" w:color="D9D9D9"/>
+              <w:bottom w:val="single" w:sz="5" w:color="D9D9D9"/>
+              <w:right w:val="single" w:sz="5" w:color="D9D9D9"/>
+            </w:tcBorders>
+            <w:shd w:fill="EEEEEE"/>
+            <w:tcMar>
+              <w:top w:w="80" w:type="dxa"/>
+              <w:bottom w:w="80" w:type="dxa"/>
+              <w:start w:w="120" w:type="dxa"/>
+              <w:end w:w="120" w:type="dxa"/>
+            </w:tcMar>
+          </w:tcPr>
+          <w:p>
+            <w:pPr>
+              <w:spacing w:before="60" w:after="60"/>
+            </w:pPr>
+            <w:r>
+              <w:rPr>
+                <w:b/>
+                <w:sz w:val="21"/>
+              </w:rPr>
+              <w:t>Druckspur</w:t>
+            </w:r>
+          </w:p>
+        </w:tc>
+      </w:tr>
+      <w:tr>
+        <w:trPr>
+          <w:cantSplit/>
+        </w:trPr>
+        <w:tc>
+          <w:tcPr>
+            <w:tcW w:type="dxa" w:w="1701"/>
+            <w:vAlign w:val="center"/>
+            <w:tcBorders>
+              <w:top w:val="single" w:sz="5" w:color="D9D9D9"/>
+              <w:left w:val="single" w:sz="5" w:color="D9D9D9"/>
+              <w:bottom w:val="single" w:sz="5" w:color="D9D9D9"/>
+              <w:right w:val="single" w:sz="5" w:color="D9D9D9"/>
+            </w:tcBorders>
+            <w:tcMar>
+              <w:top w:w="80" w:type="dxa"/>
+              <w:bottom w:w="80" w:type="dxa"/>
+              <w:start w:w="120" w:type="dxa"/>
+              <w:end w:w="120" w:type="dxa"/>
+            </w:tcMar>
+          </w:tcPr>
+          <w:p>
+            <w:pPr>
+              <w:spacing w:before="60" w:after="60"/>
+            </w:pPr>
+            <w:r>
+              <w:rPr>
+                <w:b w:val="0"/>
+                <w:sz w:val="21"/>
+              </w:rPr>
+              <w:t>P</w:t>
+            </w:r>
+          </w:p>
+        </w:tc>
+        <w:tc>
+          <w:tcPr>
+            <w:tcW w:type="dxa" w:w="2551"/>
+            <w:vAlign w:val="center"/>
+            <w:tcBorders>
+              <w:top w:val="single" w:sz="5" w:color="D9D9D9"/>
+              <w:left w:val="single" w:sz="5" w:color="D9D9D9"/>
+              <w:bottom w:val="single" w:sz="5" w:color="D9D9D9"/>
+              <w:right w:val="single" w:sz="5" w:color="D9D9D9"/>
+            </w:tcBorders>
+            <w:tcMar>
+              <w:top w:w="80" w:type="dxa"/>
+              <w:bottom w:w="80" w:type="dxa"/>
+              <w:start w:w="120" w:type="dxa"/>
+              <w:end w:w="120" w:type="dxa"/>
+            </w:tcMar>
+          </w:tcPr>
+          <w:p>
+            <w:pPr>
+              <w:spacing w:before="60" w:after="60"/>
+            </w:pPr>
+            <w:r>
+              <w:rPr>
+                <w:b w:val="0"/>
+                <w:sz w:val="21"/>
+              </w:rPr>
+              <w:t>45 g</w:t>
+            </w:r>
+          </w:p>
+        </w:tc>
+        <w:tc>
+          <w:tcPr>
+            <w:tcW w:type="dxa" w:w="5386"/>
+            <w:vAlign w:val="center"/>
+            <w:tcBorders>
+              <w:top w:val="single" w:sz="5" w:color="D9D9D9"/>
+              <w:left w:val="single" w:sz="5" w:color="D9D9D9"/>
+              <w:bottom w:val="single" w:sz="5" w:color="D9D9D9"/>
+              <w:right w:val="single" w:sz="5" w:color="D9D9D9"/>
+            </w:tcBorders>
+            <w:tcMar>
+              <w:top w:w="80" w:type="dxa"/>
+              <w:bottom w:w="80" w:type="dxa"/>
+              <w:start w:w="120" w:type="dxa"/>
+              <w:end w:w="120" w:type="dxa"/>
+            </w:tcMar>
+          </w:tcPr>
+          <w:p>
+            <w:pPr>
+              <w:spacing w:before="60" w:after="60"/>
+            </w:pPr>
+            <w:r>
+              <w:rPr>
+                <w:b w:val="0"/>
+                <w:sz w:val="21"/>
+              </w:rPr>
+              <w:t>deutliche Spur</w:t>
+            </w:r>
+          </w:p>
+        </w:tc>
+      </w:tr>
+      <w:tr>
+        <w:trPr>
+          <w:cantSplit/>
+        </w:trPr>
+        <w:tc>
+          <w:tcPr>
+            <w:tcW w:type="dxa" w:w="1701"/>
+            <w:vAlign w:val="center"/>
+            <w:tcBorders>
+              <w:top w:val="single" w:sz="5" w:color="D9D9D9"/>
+              <w:left w:val="single" w:sz="5" w:color="D9D9D9"/>
+              <w:bottom w:val="single" w:sz="5" w:color="D9D9D9"/>
+              <w:right w:val="single" w:sz="5" w:color="D9D9D9"/>
+            </w:tcBorders>
+            <w:tcMar>
+              <w:top w:w="80" w:type="dxa"/>
+              <w:bottom w:w="80" w:type="dxa"/>
+              <w:start w:w="120" w:type="dxa"/>
+              <w:end w:w="120" w:type="dxa"/>
+            </w:tcMar>
+          </w:tcPr>
+          <w:p>
+            <w:pPr>
+              <w:spacing w:before="60" w:after="60"/>
+            </w:pPr>
+            <w:r>
+              <w:rPr>
+                <w:b w:val="0"/>
+                <w:sz w:val="21"/>
+              </w:rPr>
+              <w:t>Q</w:t>
+            </w:r>
+          </w:p>
+        </w:tc>
+        <w:tc>
+          <w:tcPr>
+            <w:tcW w:type="dxa" w:w="2551"/>
+            <w:vAlign w:val="center"/>
+            <w:tcBorders>
+              <w:top w:val="single" w:sz="5" w:color="D9D9D9"/>
+              <w:left w:val="single" w:sz="5" w:color="D9D9D9"/>
+              <w:bottom w:val="single" w:sz="5" w:color="D9D9D9"/>
+              <w:right w:val="single" w:sz="5" w:color="D9D9D9"/>
+            </w:tcBorders>
+            <w:tcMar>
+              <w:top w:w="80" w:type="dxa"/>
+              <w:bottom w:w="80" w:type="dxa"/>
+              <w:start w:w="120" w:type="dxa"/>
+              <w:end w:w="120" w:type="dxa"/>
+            </w:tcMar>
+          </w:tcPr>
+          <w:p>
+            <w:pPr>
+              <w:spacing w:before="60" w:after="60"/>
+            </w:pPr>
+            <w:r>
+              <w:rPr>
+                <w:b w:val="0"/>
+                <w:sz w:val="21"/>
+              </w:rPr>
+              <w:t>68 g</w:t>
+            </w:r>
+          </w:p>
+        </w:tc>
+        <w:tc>
+          <w:tcPr>
+            <w:tcW w:type="dxa" w:w="5386"/>
+            <w:vAlign w:val="center"/>
+            <w:tcBorders>
+              <w:top w:val="single" w:sz="5" w:color="D9D9D9"/>
+              <w:left w:val="single" w:sz="5" w:color="D9D9D9"/>
+              <w:bottom w:val="single" w:sz="5" w:color="D9D9D9"/>
+              <w:right w:val="single" w:sz="5" w:color="D9D9D9"/>
+            </w:tcBorders>
+            <w:tcMar>
+              <w:top w:w="80" w:type="dxa"/>
+              <w:bottom w:w="80" w:type="dxa"/>
+              <w:start w:w="120" w:type="dxa"/>
+              <w:end w:w="120" w:type="dxa"/>
+            </w:tcMar>
+          </w:tcPr>
+          <w:p>
+            <w:pPr>
+              <w:spacing w:before="60" w:after="60"/>
+            </w:pPr>
+            <w:r>
+              <w:rPr>
+                <w:b w:val="0"/>
+                <w:sz w:val="21"/>
+              </w:rPr>
+              <w:t>kaum eine Spur</w:t>
+            </w:r>
+          </w:p>
+        </w:tc>
+      </w:tr>
+    </w:tbl>
+    <w:p>
+      <w:r>
+        <w:rPr>
+          <w:b/>
+        </w:rPr>
+        <w:t>4a Welche Probe ist in diesem Test härter? (1 P) Nur eine Antwort ist richtig.</w:t>
+      </w:r>
+    </w:p>
+    <w:p>
+      <w:pPr>
+        <w:spacing w:after="40"/>
+      </w:pPr>
+      <w:r>
+        <w:rPr>
+          <w:b w:val="0"/>
+        </w:rPr>
+        <w:t>☐ Probe P</w:t>
+      </w:r>
+    </w:p>
+    <w:p>
+      <w:pPr>
+        <w:spacing w:after="40"/>
+      </w:pPr>
+      <w:r>
+        <w:rPr>
+          <w:b w:val="0"/>
+        </w:rPr>
+        <w:t>☐ Probe Q</w:t>
+      </w:r>
+    </w:p>
+    <w:p>
+      <w:r>
+        <w:rPr>
+          <w:b w:val="0"/>
+        </w:rPr>
+        <w:t>4b Ergänze ein passendes Wort: Die härtere Probe erkenne ich daran, dass die Münze ____________ eine Spur hinterlässt. (1 P)</w:t>
+      </w:r>
+    </w:p>
+    <w:p>
+      <w:r>
+        <w:rPr>
+          <w:b/>
+        </w:rPr>
+        <w:t>4c Eine dritte Probe ist doppelt so groß und wiegt 80 g. Welche Aussagen stimmen? (2 P) Mehrere Antworten sind richtig.</w:t>
+      </w:r>
+    </w:p>
+    <w:p>
+      <w:pPr>
+        <w:spacing w:after="40"/>
+      </w:pPr>
+      <w:r>
+        <w:rPr>
+          <w:b w:val="0"/>
+        </w:rPr>
+        <w:t>☐ Ihre größere Masse kann an ihrer Größe liegen.</w:t>
+      </w:r>
+    </w:p>
+    <w:p>
+      <w:pPr>
+        <w:spacing w:after="40"/>
+      </w:pPr>
+      <w:r>
+        <w:rPr>
+          <w:b w:val="0"/>
+        </w:rPr>
+        <w:t>☐ Die Masse von 80 g beweist, dass das Holz am härtesten ist.</w:t>
+      </w:r>
+    </w:p>
+    <w:p>
+      <w:pPr>
+        <w:spacing w:after="40"/>
+      </w:pPr>
+      <w:r>
+        <w:rPr>
+          <w:b w:val="0"/>
+        </w:rPr>
+        <w:t>☐ Für einen fairen Massevergleich sollten die Proben gleich groß und ähnlich trocken sein.</w:t>
+      </w:r>
+    </w:p>
+    <w:p>
+      <w:pPr>
+        <w:spacing w:after="40"/>
+      </w:pPr>
+      <w:r>
+        <w:rPr>
+          <w:b w:val="0"/>
+        </w:rPr>
+        <w:t>☐ Beim Massevergleich spielt die Feuchtigkeit keine Rolle.</w:t>
+      </w:r>
+    </w:p>
+    <w:p>
+      <w:r>
+        <w:br w:type="page"/>
+      </w:r>
+    </w:p>
+    <w:p>
+      <w:pPr>
+        <w:pStyle w:val="Title"/>
+      </w:pPr>
+      <w:r>
+        <w:t>Holzfeuchte und Holzfehler</w:t>
+      </w:r>
+    </w:p>
+    <w:p>
+      <w:pPr>
+        <w:pStyle w:val="Heading2"/>
+      </w:pPr>
+      <w:r>
+        <w:t>5 Holz arbeitet   4 Punkte</w:t>
+      </w:r>
+    </w:p>
+    <w:p>
+      <w:r>
+        <w:rPr>
+          <w:b w:val="0"/>
+        </w:rPr>
+        <w:t>Dieselbe Probe wird vor und nach dem Trocknen gemessen. Die Angaben sind Übungsdaten.</w:t>
+      </w:r>
+    </w:p>
+    <w:tbl>
+      <w:tblPr>
+        <w:tblW w:type="dxa" w:w="9638"/>
+        <w:jc w:val="left"/>
+        <w:tblLayout w:type="fixed"/>
+        <w:tblLook w:firstColumn="1" w:firstRow="1" w:lastColumn="0" w:lastRow="0" w:noHBand="0" w:noVBand="1" w:val="04A0"/>
+        <w:tblInd w:type="dxa" w:w="0"/>
+      </w:tblPr>
+      <w:tblGrid>
+        <w:gridCol w:w="3402"/>
+        <w:gridCol w:w="3118"/>
+        <w:gridCol w:w="3118"/>
+      </w:tblGrid>
+      <w:tr>
+        <w:trPr>
+          <w:cantSplit/>
+        </w:trPr>
+        <w:tc>
+          <w:tcPr>
+            <w:tcW w:type="dxa" w:w="3402"/>
+            <w:vAlign w:val="center"/>
+            <w:tcBorders>
+              <w:top w:val="single" w:sz="5" w:color="D9D9D9"/>
+              <w:left w:val="single" w:sz="5" w:color="D9D9D9"/>
+              <w:bottom w:val="single" w:sz="5" w:color="D9D9D9"/>
+              <w:right w:val="single" w:sz="5" w:color="D9D9D9"/>
+            </w:tcBorders>
+            <w:shd w:fill="EEEEEE"/>
+            <w:tcMar>
+              <w:top w:w="80" w:type="dxa"/>
+              <w:bottom w:w="80" w:type="dxa"/>
+              <w:start w:w="120" w:type="dxa"/>
+              <w:end w:w="120" w:type="dxa"/>
+            </w:tcMar>
+          </w:tcPr>
+          <w:p>
+            <w:pPr>
+              <w:spacing w:before="60" w:after="60"/>
+            </w:pPr>
+            <w:r>
+              <w:rPr>
+                <w:b/>
+                <w:sz w:val="21"/>
+              </w:rPr>
+              <w:t>Messwert</w:t>
+            </w:r>
+          </w:p>
+        </w:tc>
+        <w:tc>
+          <w:tcPr>
+            <w:tcW w:type="dxa" w:w="3118"/>
+            <w:vAlign w:val="center"/>
+            <w:tcBorders>
+              <w:top w:val="single" w:sz="5" w:color="D9D9D9"/>
+              <w:left w:val="single" w:sz="5" w:color="D9D9D9"/>
+              <w:bottom w:val="single" w:sz="5" w:color="D9D9D9"/>
+              <w:right w:val="single" w:sz="5" w:color="D9D9D9"/>
+            </w:tcBorders>
+            <w:shd w:fill="EEEEEE"/>
+            <w:tcMar>
+              <w:top w:w="80" w:type="dxa"/>
+              <w:bottom w:w="80" w:type="dxa"/>
+              <w:start w:w="120" w:type="dxa"/>
+              <w:end w:w="120" w:type="dxa"/>
+            </w:tcMar>
+          </w:tcPr>
+          <w:p>
+            <w:pPr>
+              <w:spacing w:before="60" w:after="60"/>
+            </w:pPr>
+            <w:r>
+              <w:rPr>
+                <w:b/>
+                <w:sz w:val="21"/>
+              </w:rPr>
+              <w:t>Vorher feucht</w:t>
+            </w:r>
+          </w:p>
+        </w:tc>
+        <w:tc>
+          <w:tcPr>
+            <w:tcW w:type="dxa" w:w="3118"/>
+            <w:vAlign w:val="center"/>
+            <w:tcBorders>
+              <w:top w:val="single" w:sz="5" w:color="D9D9D9"/>
+              <w:left w:val="single" w:sz="5" w:color="D9D9D9"/>
+              <w:bottom w:val="single" w:sz="5" w:color="D9D9D9"/>
+              <w:right w:val="single" w:sz="5" w:color="D9D9D9"/>
+            </w:tcBorders>
+            <w:shd w:fill="EEEEEE"/>
+            <w:tcMar>
+              <w:top w:w="80" w:type="dxa"/>
+              <w:bottom w:w="80" w:type="dxa"/>
+              <w:start w:w="120" w:type="dxa"/>
+              <w:end w:w="120" w:type="dxa"/>
+            </w:tcMar>
+          </w:tcPr>
+          <w:p>
+            <w:pPr>
+              <w:spacing w:before="60" w:after="60"/>
+            </w:pPr>
+            <w:r>
+              <w:rPr>
+                <w:b/>
+                <w:sz w:val="21"/>
+              </w:rPr>
+              <w:t>Nach dem Trocknen</w:t>
+            </w:r>
+          </w:p>
+        </w:tc>
+      </w:tr>
+      <w:tr>
+        <w:trPr>
+          <w:cantSplit/>
+        </w:trPr>
+        <w:tc>
+          <w:tcPr>
+            <w:tcW w:type="dxa" w:w="3402"/>
+            <w:vAlign w:val="center"/>
+            <w:tcBorders>
+              <w:top w:val="single" w:sz="5" w:color="D9D9D9"/>
+              <w:left w:val="single" w:sz="5" w:color="D9D9D9"/>
+              <w:bottom w:val="single" w:sz="5" w:color="D9D9D9"/>
+              <w:right w:val="single" w:sz="5" w:color="D9D9D9"/>
+            </w:tcBorders>
+            <w:tcMar>
+              <w:top w:w="80" w:type="dxa"/>
+              <w:bottom w:w="80" w:type="dxa"/>
+              <w:start w:w="120" w:type="dxa"/>
+              <w:end w:w="120" w:type="dxa"/>
+            </w:tcMar>
+          </w:tcPr>
+          <w:p>
+            <w:pPr>
+              <w:spacing w:before="60" w:after="60"/>
+            </w:pPr>
+            <w:r>
+              <w:rPr>
+                <w:b w:val="0"/>
+                <w:sz w:val="21"/>
+              </w:rPr>
+              <w:t>Masse</w:t>
+            </w:r>
+          </w:p>
+        </w:tc>
+        <w:tc>
+          <w:tcPr>
+            <w:tcW w:type="dxa" w:w="3118"/>
+            <w:vAlign w:val="center"/>
+            <w:tcBorders>
+              <w:top w:val="single" w:sz="5" w:color="D9D9D9"/>
+              <w:left w:val="single" w:sz="5" w:color="D9D9D9"/>
+              <w:bottom w:val="single" w:sz="5" w:color="D9D9D9"/>
+              <w:right w:val="single" w:sz="5" w:color="D9D9D9"/>
+            </w:tcBorders>
+            <w:tcMar>
+              <w:top w:w="80" w:type="dxa"/>
+              <w:bottom w:w="80" w:type="dxa"/>
+              <w:start w:w="120" w:type="dxa"/>
+              <w:end w:w="120" w:type="dxa"/>
+            </w:tcMar>
+          </w:tcPr>
+          <w:p>
+            <w:pPr>
+              <w:spacing w:before="60" w:after="60"/>
+            </w:pPr>
+            <w:r>
+              <w:rPr>
+                <w:b w:val="0"/>
+                <w:sz w:val="21"/>
+              </w:rPr>
+              <w:t>80 g</w:t>
+            </w:r>
+          </w:p>
+        </w:tc>
+        <w:tc>
+          <w:tcPr>
+            <w:tcW w:type="dxa" w:w="3118"/>
+            <w:vAlign w:val="center"/>
+            <w:tcBorders>
+              <w:top w:val="single" w:sz="5" w:color="D9D9D9"/>
+              <w:left w:val="single" w:sz="5" w:color="D9D9D9"/>
+              <w:bottom w:val="single" w:sz="5" w:color="D9D9D9"/>
+              <w:right w:val="single" w:sz="5" w:color="D9D9D9"/>
+            </w:tcBorders>
+            <w:tcMar>
+              <w:top w:w="80" w:type="dxa"/>
+              <w:bottom w:w="80" w:type="dxa"/>
+              <w:start w:w="120" w:type="dxa"/>
+              <w:end w:w="120" w:type="dxa"/>
+            </w:tcMar>
+          </w:tcPr>
+          <w:p>
+            <w:pPr>
+              <w:spacing w:before="60" w:after="60"/>
+            </w:pPr>
+            <w:r>
+              <w:rPr>
+                <w:b w:val="0"/>
+                <w:sz w:val="21"/>
+              </w:rPr>
+              <w:t>68 g</w:t>
+            </w:r>
+          </w:p>
+        </w:tc>
+      </w:tr>
+      <w:tr>
+        <w:trPr>
+          <w:cantSplit/>
+        </w:trPr>
+        <w:tc>
+          <w:tcPr>
+            <w:tcW w:type="dxa" w:w="3402"/>
+            <w:vAlign w:val="center"/>
+            <w:tcBorders>
+              <w:top w:val="single" w:sz="5" w:color="D9D9D9"/>
+              <w:left w:val="single" w:sz="5" w:color="D9D9D9"/>
+              <w:bottom w:val="single" w:sz="5" w:color="D9D9D9"/>
+              <w:right w:val="single" w:sz="5" w:color="D9D9D9"/>
+            </w:tcBorders>
+            <w:tcMar>
+              <w:top w:w="80" w:type="dxa"/>
+              <w:bottom w:w="80" w:type="dxa"/>
+              <w:start w:w="120" w:type="dxa"/>
+              <w:end w:w="120" w:type="dxa"/>
+            </w:tcMar>
+          </w:tcPr>
+          <w:p>
+            <w:pPr>
+              <w:spacing w:before="60" w:after="60"/>
+            </w:pPr>
+            <w:r>
+              <w:rPr>
+                <w:b w:val="0"/>
+                <w:sz w:val="21"/>
+              </w:rPr>
+              <w:t>Breite</w:t>
+            </w:r>
+          </w:p>
+        </w:tc>
+        <w:tc>
+          <w:tcPr>
+            <w:tcW w:type="dxa" w:w="3118"/>
+            <w:vAlign w:val="center"/>
+            <w:tcBorders>
+              <w:top w:val="single" w:sz="5" w:color="D9D9D9"/>
+              <w:left w:val="single" w:sz="5" w:color="D9D9D9"/>
+              <w:bottom w:val="single" w:sz="5" w:color="D9D9D9"/>
+              <w:right w:val="single" w:sz="5" w:color="D9D9D9"/>
+            </w:tcBorders>
+            <w:tcMar>
+              <w:top w:w="80" w:type="dxa"/>
+              <w:bottom w:w="80" w:type="dxa"/>
+              <w:start w:w="120" w:type="dxa"/>
+              <w:end w:w="120" w:type="dxa"/>
+            </w:tcMar>
+          </w:tcPr>
+          <w:p>
+            <w:pPr>
+              <w:spacing w:before="60" w:after="60"/>
+            </w:pPr>
+            <w:r>
+              <w:rPr>
+                <w:b w:val="0"/>
+                <w:sz w:val="21"/>
+              </w:rPr>
+              <w:t>50 mm</w:t>
+            </w:r>
+          </w:p>
+        </w:tc>
+        <w:tc>
+          <w:tcPr>
+            <w:tcW w:type="dxa" w:w="3118"/>
+            <w:vAlign w:val="center"/>
+            <w:tcBorders>
+              <w:top w:val="single" w:sz="5" w:color="D9D9D9"/>
+              <w:left w:val="single" w:sz="5" w:color="D9D9D9"/>
+              <w:bottom w:val="single" w:sz="5" w:color="D9D9D9"/>
+              <w:right w:val="single" w:sz="5" w:color="D9D9D9"/>
+            </w:tcBorders>
+            <w:tcMar>
+              <w:top w:w="80" w:type="dxa"/>
+              <w:bottom w:w="80" w:type="dxa"/>
+              <w:start w:w="120" w:type="dxa"/>
+              <w:end w:w="120" w:type="dxa"/>
+            </w:tcMar>
+          </w:tcPr>
+          <w:p>
+            <w:pPr>
+              <w:spacing w:before="60" w:after="60"/>
+            </w:pPr>
+            <w:r>
+              <w:rPr>
+                <w:b w:val="0"/>
+                <w:sz w:val="21"/>
+              </w:rPr>
+              <w:t>49 mm</w:t>
+            </w:r>
+          </w:p>
+        </w:tc>
+      </w:tr>
+    </w:tbl>
+    <w:p>
+      <w:r>
+        <w:rPr>
+          <w:b w:val="0"/>
+        </w:rPr>
+        <w:t>5a Ergänze zwei passende Wörter. (2 P)</w:t>
+      </w:r>
+    </w:p>
+    <w:p>
+      <w:r>
+        <w:rPr>
+          <w:b w:val="0"/>
+        </w:rPr>
+        <w:t>Die Masse sinkt, weil das Holz ____________________ abgibt.</w:t>
+        <w:br/>
+        <w:t>Die Breite nimmt ab. Diese Verkleinerung heißt ____________________.</w:t>
+      </w:r>
+    </w:p>
+    <w:p>
+      <w:r>
+        <w:rPr>
+          <w:b w:val="0"/>
+        </w:rPr>
+        <w:t>5b Eine Holzschublade klemmt in einem feuchten Raum. Ergänze zwei passende Wörter. (2 P)</w:t>
+      </w:r>
+    </w:p>
+    <w:p>
+      <w:r>
+        <w:rPr>
+          <w:b w:val="0"/>
+        </w:rPr>
+        <w:t>Das Holz kann Wasser aufnehmen und ____________________.</w:t>
+        <w:br/>
+        <w:t>Beim Bau lässt du deshalb etwas ____________________ für die Bewegung.</w:t>
+      </w:r>
+    </w:p>
+    <w:p>
+      <w:pPr>
+        <w:pStyle w:val="Heading2"/>
+      </w:pPr>
+      <w:r>
+        <w:t>6 Holzfehler beurteilen   4 Punkte</w:t>
       </w:r>
     </w:p>
     <w:p>
       <w:r>
         <w:drawing>
           <wp:inline xmlns:a="http://schemas.openxmlformats.org/drawingml/2006/main" xmlns:pic="http://schemas.openxmlformats.org/drawingml/2006/picture">
-            <wp:extent cx="5400000" cy="2268000"/>
+            <wp:extent cx="5904000" cy="1486933"/>
             <wp:docPr id="2" name="Picture 2"/>
             <wp:cNvGraphicFramePr>
               <a:graphicFrameLocks noChangeAspect="1"/>
@@ -174,7 +1434,7 @@
               <a:graphicData uri="http://schemas.openxmlformats.org/drawingml/2006/picture">
                 <pic:pic>
                   <pic:nvPicPr>
-                    <pic:cNvPr id="0" name="ringe.png"/>
+                    <pic:cNvPr id="0" name="fehler.png"/>
                     <pic:cNvPicPr/>
                   </pic:nvPicPr>
                   <pic:blipFill>
@@ -186,7 +1446,7 @@
                   <pic:spPr>
                     <a:xfrm>
                       <a:off x="0" y="0"/>
-                      <a:ext cx="5400000" cy="2268000"/>
+                      <a:ext cx="5904000" cy="1486933"/>
                     </a:xfrm>
                     <a:prstGeom prst="rect"/>
                   </pic:spPr>
@@ -199,128 +1459,68 @@
     </w:p>
     <w:p>
       <w:r>
-        <w:t>Die Mitte ist als Punkt markiert. Jede geschlossene Kreislinie begrenzt einen Jahresring. Die Rinde ist nicht dargestellt.</w:t>
+        <w:rPr>
+          <w:b w:val="0"/>
+        </w:rPr>
+        <w:t>Bild C zeigt ein Brett von der Seite über einer geraden Unterlage.</w:t>
+      </w:r>
+    </w:p>
+    <w:p>
+      <w:r>
+        <w:rPr>
+          <w:b/>
+        </w:rPr>
+        <w:t>6a Ordne zu. Trage nur die Zahlen ein: 1 = Ast, 2 = Verwerfen, 3 = Riss. (3 P)</w:t>
+      </w:r>
+    </w:p>
+    <w:p>
+      <w:r>
+        <w:rPr>
+          <w:b w:val="0"/>
+        </w:rPr>
+        <w:t>Bild A: ______     Bild B: ______     Bild C: ______</w:t>
+      </w:r>
+    </w:p>
+    <w:p>
+      <w:r>
+        <w:rPr>
+          <w:b/>
+        </w:rPr>
+        <w:t>6b Ein Brett hat einen kleinen, fest verwachsenen Ast. Welche Aussage stimmt? (1 P) Nur eine Antwort ist richtig.</w:t>
       </w:r>
     </w:p>
     <w:p>
       <w:pPr>
-        <w:pStyle w:val="Heading2"/>
+        <w:spacing w:after="40"/>
       </w:pPr>
       <w:r>
-        <w:t>2a Erkennen</w:t>
-      </w:r>
-    </w:p>
-    <w:p>
-      <w:r>
-        <w:t>Zähle die Jahresringe. Notiere das ungefähre Alter an dieser Schnittstelle.</w:t>
+        <w:rPr>
+          <w:b w:val="0"/>
+        </w:rPr>
+        <w:t>☐ Das Brett muss immer weggeworfen werden.</w:t>
       </w:r>
     </w:p>
     <w:p>
       <w:pPr>
-        <w:spacing w:after="0" w:line="480" w:lineRule="exact" w:before="0"/>
-        <w:pBdr>
-          <w:bottom w:val="single" w:sz="3" w:color="AAAAAA"/>
-          <w:between w:val="single" w:sz="3" w:color="AAAAAA"/>
-        </w:pBdr>
-      </w:pPr>
-    </w:p>
-    <w:p>
-      <w:pPr>
-        <w:spacing w:after="0" w:line="480" w:lineRule="exact" w:before="0"/>
-        <w:pBdr>
-          <w:bottom w:val="single" w:sz="3" w:color="AAAAAA"/>
-          <w:between w:val="single" w:sz="3" w:color="AAAAAA"/>
-        </w:pBdr>
-      </w:pPr>
-    </w:p>
-    <w:p>
-      <w:pPr>
-        <w:pStyle w:val="Heading2"/>
+        <w:spacing w:after="40"/>
       </w:pPr>
       <w:r>
-        <w:t>2b Erklären</w:t>
-      </w:r>
-    </w:p>
-    <w:p>
-      <w:r>
-        <w:t>Ring 8 ist schmaler als seine Nachbarringe. Was sagt das über das Wachstum?</w:t>
+        <w:rPr>
+          <w:b w:val="0"/>
+        </w:rPr>
+        <w:t>☐ Ob der Ast stört, hängt von seiner Lage und der Nutzung des Bretts ab.</w:t>
       </w:r>
     </w:p>
     <w:p>
       <w:pPr>
-        <w:spacing w:after="0" w:line="480" w:lineRule="exact" w:before="0"/>
-        <w:pBdr>
-          <w:bottom w:val="single" w:sz="3" w:color="AAAAAA"/>
-          <w:between w:val="single" w:sz="3" w:color="AAAAAA"/>
-        </w:pBdr>
-      </w:pPr>
-    </w:p>
-    <w:p>
-      <w:pPr>
-        <w:spacing w:after="0" w:line="480" w:lineRule="exact" w:before="0"/>
-        <w:pBdr>
-          <w:bottom w:val="single" w:sz="3" w:color="AAAAAA"/>
-          <w:between w:val="single" w:sz="3" w:color="AAAAAA"/>
-        </w:pBdr>
-      </w:pPr>
-    </w:p>
-    <w:p>
-      <w:pPr>
-        <w:spacing w:after="0" w:line="480" w:lineRule="exact" w:before="0"/>
-        <w:pBdr>
-          <w:bottom w:val="single" w:sz="3" w:color="AAAAAA"/>
-          <w:between w:val="single" w:sz="3" w:color="AAAAAA"/>
-        </w:pBdr>
-      </w:pPr>
-    </w:p>
-    <w:p>
-      <w:pPr>
-        <w:pStyle w:val="Heading2"/>
+        <w:spacing w:after="40"/>
       </w:pPr>
       <w:r>
-        <w:t>2c Weiterdenken</w:t>
+        <w:rPr>
+          <w:b w:val="0"/>
+        </w:rPr>
+        <w:t>☐ Ein Ast macht jedes Brett automatisch tragfähiger.</w:t>
       </w:r>
-    </w:p>
-    <w:p>
-      <w:r>
-        <w:t>Sam sagt: „In diesem Jahr hat es bestimmt zu wenig geregnet.“ Beurteile Sams Aussage.</w:t>
-      </w:r>
-    </w:p>
-    <w:p>
-      <w:pPr>
-        <w:spacing w:after="0" w:line="480" w:lineRule="exact" w:before="0"/>
-        <w:pBdr>
-          <w:bottom w:val="single" w:sz="3" w:color="AAAAAA"/>
-          <w:between w:val="single" w:sz="3" w:color="AAAAAA"/>
-        </w:pBdr>
-      </w:pPr>
-    </w:p>
-    <w:p>
-      <w:pPr>
-        <w:spacing w:after="0" w:line="480" w:lineRule="exact" w:before="0"/>
-        <w:pBdr>
-          <w:bottom w:val="single" w:sz="3" w:color="AAAAAA"/>
-          <w:between w:val="single" w:sz="3" w:color="AAAAAA"/>
-        </w:pBdr>
-      </w:pPr>
-    </w:p>
-    <w:p>
-      <w:pPr>
-        <w:spacing w:after="0" w:line="480" w:lineRule="exact" w:before="0"/>
-        <w:pBdr>
-          <w:bottom w:val="single" w:sz="3" w:color="AAAAAA"/>
-          <w:between w:val="single" w:sz="3" w:color="AAAAAA"/>
-        </w:pBdr>
-      </w:pPr>
-    </w:p>
-    <w:p>
-      <w:pPr>
-        <w:spacing w:after="0" w:line="480" w:lineRule="exact" w:before="0"/>
-        <w:pBdr>
-          <w:bottom w:val="single" w:sz="3" w:color="AAAAAA"/>
-          <w:between w:val="single" w:sz="3" w:color="AAAAAA"/>
-        </w:pBdr>
-      </w:pPr>
     </w:p>
     <w:p>
       <w:r>
@@ -332,12 +1532,7 @@
         <w:pStyle w:val="Title"/>
       </w:pPr>
       <w:r>
-        <w:t>3  |  Vom Baum zum Brett</w:t>
-      </w:r>
-    </w:p>
-    <w:p>
-      <w:r>
-        <w:t>Name: ____________________________   Datum: ______________</w:t>
+        <w:t>Eine Holzart für einen Auftrag auswählen</w:t>
       </w:r>
     </w:p>
     <w:p>
@@ -345,130 +1540,54 @@
         <w:pStyle w:val="Heading2"/>
       </w:pPr>
       <w:r>
-        <w:t>3a Erkennen</w:t>
+        <w:t>7 Eine Kundin beraten   4 Punkte</w:t>
       </w:r>
     </w:p>
     <w:p>
       <w:r>
-        <w:t>Ordne die sechs Begriffe. Schreibe die richtige Reihenfolge auf.</w:t>
+        <w:rPr>
+          <w:b/>
+        </w:rPr>
+        <w:t>Eine Kundin braucht ein Regal für einen trockenen Innenraum. Die Oberfläche soll hart und glatt sein. Von den passenden Holzarten möchte sie die preiswertere. Vergleiche nur die Angaben in der Tabelle.</w:t>
       </w:r>
     </w:p>
     <w:p>
       <w:r>
-        <w:t>Transport · Schnittholz · Baum · Einschnitt · Fällen · Sägewerk</w:t>
-      </w:r>
-    </w:p>
-    <w:p>
-      <w:pPr>
-        <w:spacing w:after="0" w:line="480" w:lineRule="exact" w:before="0"/>
-        <w:pBdr>
-          <w:bottom w:val="single" w:sz="3" w:color="AAAAAA"/>
-          <w:between w:val="single" w:sz="3" w:color="AAAAAA"/>
-        </w:pBdr>
-      </w:pPr>
-    </w:p>
-    <w:p>
-      <w:pPr>
-        <w:spacing w:after="0" w:line="480" w:lineRule="exact" w:before="0"/>
-        <w:pBdr>
-          <w:bottom w:val="single" w:sz="3" w:color="AAAAAA"/>
-          <w:between w:val="single" w:sz="3" w:color="AAAAAA"/>
-        </w:pBdr>
-      </w:pPr>
-    </w:p>
-    <w:p>
-      <w:pPr>
-        <w:spacing w:after="0" w:line="480" w:lineRule="exact" w:before="0"/>
-        <w:pBdr>
-          <w:bottom w:val="single" w:sz="3" w:color="AAAAAA"/>
-          <w:between w:val="single" w:sz="3" w:color="AAAAAA"/>
-        </w:pBdr>
-      </w:pPr>
-    </w:p>
-    <w:p>
-      <w:pPr>
-        <w:pStyle w:val="Heading2"/>
-      </w:pPr>
-      <w:r>
-        <w:t>3b Erklären</w:t>
-      </w:r>
-    </w:p>
-    <w:p>
-      <w:r>
-        <w:t>Was passiert beim Einschnitt? Warum entsteht dabei Verschnitt?</w:t>
-      </w:r>
-    </w:p>
-    <w:p>
-      <w:pPr>
-        <w:spacing w:after="0" w:line="480" w:lineRule="exact" w:before="0"/>
-        <w:pBdr>
-          <w:bottom w:val="single" w:sz="3" w:color="AAAAAA"/>
-          <w:between w:val="single" w:sz="3" w:color="AAAAAA"/>
-        </w:pBdr>
-      </w:pPr>
-    </w:p>
-    <w:p>
-      <w:pPr>
-        <w:spacing w:after="0" w:line="480" w:lineRule="exact" w:before="0"/>
-        <w:pBdr>
-          <w:bottom w:val="single" w:sz="3" w:color="AAAAAA"/>
-          <w:between w:val="single" w:sz="3" w:color="AAAAAA"/>
-        </w:pBdr>
-      </w:pPr>
-    </w:p>
-    <w:p>
-      <w:pPr>
-        <w:spacing w:after="0" w:line="480" w:lineRule="exact" w:before="0"/>
-        <w:pBdr>
-          <w:bottom w:val="single" w:sz="3" w:color="AAAAAA"/>
-          <w:between w:val="single" w:sz="3" w:color="AAAAAA"/>
-        </w:pBdr>
-      </w:pPr>
-    </w:p>
-    <w:p>
-      <w:pPr>
-        <w:spacing w:after="0" w:line="480" w:lineRule="exact" w:before="0"/>
-        <w:pBdr>
-          <w:bottom w:val="single" w:sz="3" w:color="AAAAAA"/>
-          <w:between w:val="single" w:sz="3" w:color="AAAAAA"/>
-        </w:pBdr>
-      </w:pPr>
-    </w:p>
-    <w:p>
-      <w:pPr>
-        <w:pStyle w:val="Heading2"/>
-      </w:pPr>
-      <w:r>
-        <w:t>3c Weiterdenken</w:t>
-      </w:r>
-    </w:p>
-    <w:p>
-      <w:r>
-        <w:t>Du brauchst mindestens 12 cm breite Bretter. Die Bretter werden nicht zusammengeleimt. Welchen Schnittplan wählst du? Begründe mit der Tabelle.</w:t>
+        <w:rPr>
+          <w:b w:val="0"/>
+        </w:rPr>
+        <w:t>Die Tabelle enthält vereinfachte Übungsangaben. Alle angebotenen Bretter haben passende Maße.</w:t>
       </w:r>
     </w:p>
     <w:tbl>
       <w:tblPr>
-        <w:tblStyle w:val="TableGrid"/>
-        <w:tblW w:type="dxa" w:w="9638"/>
+        <w:tblW w:type="dxa" w:w="9637"/>
         <w:jc w:val="left"/>
         <w:tblLayout w:type="fixed"/>
         <w:tblLook w:firstColumn="1" w:firstRow="1" w:lastColumn="0" w:lastRow="0" w:noHBand="0" w:noVBand="1" w:val="04A0"/>
-        <w:tblInd w:type="dxa" w:w="120"/>
+        <w:tblInd w:type="dxa" w:w="0"/>
       </w:tblPr>
       <w:tblGrid>
-        <w:gridCol w:w="1928"/>
-        <w:gridCol w:w="3855"/>
-        <w:gridCol w:w="3855"/>
+        <w:gridCol w:w="1417"/>
+        <w:gridCol w:w="3628"/>
+        <w:gridCol w:w="1417"/>
+        <w:gridCol w:w="3175"/>
       </w:tblGrid>
       <w:tr>
         <w:trPr>
           <w:cantSplit/>
-          <w:tblHeader/>
         </w:trPr>
         <w:tc>
           <w:tcPr>
-            <w:tcW w:type="dxa" w:w="1928"/>
+            <w:tcW w:type="dxa" w:w="1417"/>
+            <w:vAlign w:val="center"/>
+            <w:tcBorders>
+              <w:top w:val="single" w:sz="5" w:color="D9D9D9"/>
+              <w:left w:val="single" w:sz="5" w:color="D9D9D9"/>
+              <w:bottom w:val="single" w:sz="5" w:color="D9D9D9"/>
+              <w:right w:val="single" w:sz="5" w:color="D9D9D9"/>
+            </w:tcBorders>
+            <w:shd w:fill="EEEEEE"/>
             <w:tcMar>
               <w:top w:w="80" w:type="dxa"/>
               <w:bottom w:w="80" w:type="dxa"/>
@@ -478,20 +1597,28 @@
           </w:tcPr>
           <w:p>
             <w:pPr>
-              <w:spacing w:after="80" w:before="80" w:line="276" w:lineRule="auto"/>
+              <w:spacing w:before="60" w:after="60"/>
             </w:pPr>
             <w:r>
               <w:rPr>
                 <w:b/>
-                <w:sz w:val="22"/>
+                <w:sz w:val="21"/>
               </w:rPr>
-              <w:t>Plan</w:t>
+              <w:t>Holzart</w:t>
             </w:r>
           </w:p>
         </w:tc>
         <w:tc>
           <w:tcPr>
-            <w:tcW w:type="dxa" w:w="3855"/>
+            <w:tcW w:type="dxa" w:w="3628"/>
+            <w:vAlign w:val="center"/>
+            <w:tcBorders>
+              <w:top w:val="single" w:sz="5" w:color="D9D9D9"/>
+              <w:left w:val="single" w:sz="5" w:color="D9D9D9"/>
+              <w:bottom w:val="single" w:sz="5" w:color="D9D9D9"/>
+              <w:right w:val="single" w:sz="5" w:color="D9D9D9"/>
+            </w:tcBorders>
+            <w:shd w:fill="EEEEEE"/>
             <w:tcMar>
               <w:top w:w="80" w:type="dxa"/>
               <w:bottom w:w="80" w:type="dxa"/>
@@ -501,20 +1628,28 @@
           </w:tcPr>
           <w:p>
             <w:pPr>
-              <w:spacing w:after="80" w:before="80" w:line="276" w:lineRule="auto"/>
+              <w:spacing w:before="60" w:after="60"/>
             </w:pPr>
             <w:r>
               <w:rPr>
                 <w:b/>
-                <w:sz w:val="22"/>
+                <w:sz w:val="21"/>
               </w:rPr>
-              <w:t>Ausbeute</w:t>
+              <w:t>Oberfläche und Bearbeitung</w:t>
             </w:r>
           </w:p>
         </w:tc>
         <w:tc>
           <w:tcPr>
-            <w:tcW w:type="dxa" w:w="3855"/>
+            <w:tcW w:type="dxa" w:w="1417"/>
+            <w:vAlign w:val="center"/>
+            <w:tcBorders>
+              <w:top w:val="single" w:sz="5" w:color="D9D9D9"/>
+              <w:left w:val="single" w:sz="5" w:color="D9D9D9"/>
+              <w:bottom w:val="single" w:sz="5" w:color="D9D9D9"/>
+              <w:right w:val="single" w:sz="5" w:color="D9D9D9"/>
+            </w:tcBorders>
+            <w:shd w:fill="EEEEEE"/>
             <w:tcMar>
               <w:top w:w="80" w:type="dxa"/>
               <w:bottom w:w="80" w:type="dxa"/>
@@ -524,14 +1659,45 @@
           </w:tcPr>
           <w:p>
             <w:pPr>
-              <w:spacing w:after="80" w:before="80" w:line="276" w:lineRule="auto"/>
+              <w:spacing w:before="60" w:after="60"/>
             </w:pPr>
             <w:r>
               <w:rPr>
                 <w:b/>
-                <w:sz w:val="22"/>
+                <w:sz w:val="21"/>
               </w:rPr>
-              <w:t>Brettbreite</w:t>
+              <w:t>Preis</w:t>
+            </w:r>
+          </w:p>
+        </w:tc>
+        <w:tc>
+          <w:tcPr>
+            <w:tcW w:type="dxa" w:w="3175"/>
+            <w:vAlign w:val="center"/>
+            <w:tcBorders>
+              <w:top w:val="single" w:sz="5" w:color="D9D9D9"/>
+              <w:left w:val="single" w:sz="5" w:color="D9D9D9"/>
+              <w:bottom w:val="single" w:sz="5" w:color="D9D9D9"/>
+              <w:right w:val="single" w:sz="5" w:color="D9D9D9"/>
+            </w:tcBorders>
+            <w:shd w:fill="EEEEEE"/>
+            <w:tcMar>
+              <w:top w:w="80" w:type="dxa"/>
+              <w:bottom w:w="80" w:type="dxa"/>
+              <w:start w:w="120" w:type="dxa"/>
+              <w:end w:w="120" w:type="dxa"/>
+            </w:tcMar>
+          </w:tcPr>
+          <w:p>
+            <w:pPr>
+              <w:spacing w:before="60" w:after="60"/>
+            </w:pPr>
+            <w:r>
+              <w:rPr>
+                <w:b/>
+                <w:sz w:val="21"/>
+              </w:rPr>
+              <w:t>Grenze</w:t>
             </w:r>
           </w:p>
         </w:tc>
@@ -542,7 +1708,14 @@
         </w:trPr>
         <w:tc>
           <w:tcPr>
-            <w:tcW w:type="dxa" w:w="1928"/>
+            <w:tcW w:type="dxa" w:w="1417"/>
+            <w:vAlign w:val="center"/>
+            <w:tcBorders>
+              <w:top w:val="single" w:sz="5" w:color="D9D9D9"/>
+              <w:left w:val="single" w:sz="5" w:color="D9D9D9"/>
+              <w:bottom w:val="single" w:sz="5" w:color="D9D9D9"/>
+              <w:right w:val="single" w:sz="5" w:color="D9D9D9"/>
+            </w:tcBorders>
             <w:tcMar>
               <w:top w:w="80" w:type="dxa"/>
               <w:bottom w:w="80" w:type="dxa"/>
@@ -552,20 +1725,27 @@
           </w:tcPr>
           <w:p>
             <w:pPr>
-              <w:spacing w:after="80" w:before="80" w:line="276" w:lineRule="auto"/>
+              <w:spacing w:before="60" w:after="60"/>
             </w:pPr>
             <w:r>
               <w:rPr>
                 <w:b w:val="0"/>
-                <w:sz w:val="22"/>
+                <w:sz w:val="21"/>
               </w:rPr>
-              <w:t>A</w:t>
+              <w:t>Fichte</w:t>
             </w:r>
           </w:p>
         </w:tc>
         <w:tc>
           <w:tcPr>
-            <w:tcW w:type="dxa" w:w="3855"/>
+            <w:tcW w:type="dxa" w:w="3628"/>
+            <w:vAlign w:val="center"/>
+            <w:tcBorders>
+              <w:top w:val="single" w:sz="5" w:color="D9D9D9"/>
+              <w:left w:val="single" w:sz="5" w:color="D9D9D9"/>
+              <w:bottom w:val="single" w:sz="5" w:color="D9D9D9"/>
+              <w:right w:val="single" w:sz="5" w:color="D9D9D9"/>
+            </w:tcBorders>
             <w:tcMar>
               <w:top w:w="80" w:type="dxa"/>
               <w:bottom w:w="80" w:type="dxa"/>
@@ -575,20 +1755,27 @@
           </w:tcPr>
           <w:p>
             <w:pPr>
-              <w:spacing w:after="80" w:before="80" w:line="276" w:lineRule="auto"/>
+              <w:spacing w:before="60" w:after="60"/>
             </w:pPr>
             <w:r>
               <w:rPr>
                 <w:b w:val="0"/>
-                <w:sz w:val="22"/>
+                <w:sz w:val="21"/>
               </w:rPr>
-              <w:t>72 %</w:t>
+              <w:t>weich; lässt sich glatt bearbeiten</w:t>
             </w:r>
           </w:p>
         </w:tc>
         <w:tc>
           <w:tcPr>
-            <w:tcW w:type="dxa" w:w="3855"/>
+            <w:tcW w:type="dxa" w:w="1417"/>
+            <w:vAlign w:val="center"/>
+            <w:tcBorders>
+              <w:top w:val="single" w:sz="5" w:color="D9D9D9"/>
+              <w:left w:val="single" w:sz="5" w:color="D9D9D9"/>
+              <w:bottom w:val="single" w:sz="5" w:color="D9D9D9"/>
+              <w:right w:val="single" w:sz="5" w:color="D9D9D9"/>
+            </w:tcBorders>
             <w:tcMar>
               <w:top w:w="80" w:type="dxa"/>
               <w:bottom w:w="80" w:type="dxa"/>
@@ -598,14 +1785,44 @@
           </w:tcPr>
           <w:p>
             <w:pPr>
-              <w:spacing w:after="80" w:before="80" w:line="276" w:lineRule="auto"/>
+              <w:spacing w:before="60" w:after="60"/>
             </w:pPr>
             <w:r>
               <w:rPr>
                 <w:b w:val="0"/>
-                <w:sz w:val="22"/>
+                <w:sz w:val="21"/>
               </w:rPr>
-              <w:t>9 cm</w:t>
+              <w:t>niedrig</w:t>
+            </w:r>
+          </w:p>
+        </w:tc>
+        <w:tc>
+          <w:tcPr>
+            <w:tcW w:type="dxa" w:w="3175"/>
+            <w:vAlign w:val="center"/>
+            <w:tcBorders>
+              <w:top w:val="single" w:sz="5" w:color="D9D9D9"/>
+              <w:left w:val="single" w:sz="5" w:color="D9D9D9"/>
+              <w:bottom w:val="single" w:sz="5" w:color="D9D9D9"/>
+              <w:right w:val="single" w:sz="5" w:color="D9D9D9"/>
+            </w:tcBorders>
+            <w:tcMar>
+              <w:top w:w="80" w:type="dxa"/>
+              <w:bottom w:w="80" w:type="dxa"/>
+              <w:start w:w="120" w:type="dxa"/>
+              <w:end w:w="120" w:type="dxa"/>
+            </w:tcMar>
+          </w:tcPr>
+          <w:p>
+            <w:pPr>
+              <w:spacing w:before="60" w:after="60"/>
+            </w:pPr>
+            <w:r>
+              <w:rPr>
+                <w:b w:val="0"/>
+                <w:sz w:val="21"/>
+              </w:rPr>
+              <w:t>Druckstellen entstehen leicht</w:t>
             </w:r>
           </w:p>
         </w:tc>
@@ -616,7 +1833,14 @@
         </w:trPr>
         <w:tc>
           <w:tcPr>
-            <w:tcW w:type="dxa" w:w="1928"/>
+            <w:tcW w:type="dxa" w:w="1417"/>
+            <w:vAlign w:val="center"/>
+            <w:tcBorders>
+              <w:top w:val="single" w:sz="5" w:color="D9D9D9"/>
+              <w:left w:val="single" w:sz="5" w:color="D9D9D9"/>
+              <w:bottom w:val="single" w:sz="5" w:color="D9D9D9"/>
+              <w:right w:val="single" w:sz="5" w:color="D9D9D9"/>
+            </w:tcBorders>
             <w:tcMar>
               <w:top w:w="80" w:type="dxa"/>
               <w:bottom w:w="80" w:type="dxa"/>
@@ -626,20 +1850,27 @@
           </w:tcPr>
           <w:p>
             <w:pPr>
-              <w:spacing w:after="80" w:before="80" w:line="276" w:lineRule="auto"/>
+              <w:spacing w:before="60" w:after="60"/>
             </w:pPr>
             <w:r>
               <w:rPr>
                 <w:b w:val="0"/>
-                <w:sz w:val="22"/>
+                <w:sz w:val="21"/>
               </w:rPr>
-              <w:t>B</w:t>
+              <w:t>Buche</w:t>
             </w:r>
           </w:p>
         </w:tc>
         <w:tc>
           <w:tcPr>
-            <w:tcW w:type="dxa" w:w="3855"/>
+            <w:tcW w:type="dxa" w:w="3628"/>
+            <w:vAlign w:val="center"/>
+            <w:tcBorders>
+              <w:top w:val="single" w:sz="5" w:color="D9D9D9"/>
+              <w:left w:val="single" w:sz="5" w:color="D9D9D9"/>
+              <w:bottom w:val="single" w:sz="5" w:color="D9D9D9"/>
+              <w:right w:val="single" w:sz="5" w:color="D9D9D9"/>
+            </w:tcBorders>
             <w:tcMar>
               <w:top w:w="80" w:type="dxa"/>
               <w:bottom w:w="80" w:type="dxa"/>
@@ -649,20 +1880,27 @@
           </w:tcPr>
           <w:p>
             <w:pPr>
-              <w:spacing w:after="80" w:before="80" w:line="276" w:lineRule="auto"/>
+              <w:spacing w:before="60" w:after="60"/>
             </w:pPr>
             <w:r>
               <w:rPr>
                 <w:b w:val="0"/>
-                <w:sz w:val="22"/>
+                <w:sz w:val="21"/>
               </w:rPr>
-              <w:t>64 %</w:t>
+              <w:t>hart; lässt sich glatt bearbeiten</w:t>
             </w:r>
           </w:p>
         </w:tc>
         <w:tc>
           <w:tcPr>
-            <w:tcW w:type="dxa" w:w="3855"/>
+            <w:tcW w:type="dxa" w:w="1417"/>
+            <w:vAlign w:val="center"/>
+            <w:tcBorders>
+              <w:top w:val="single" w:sz="5" w:color="D9D9D9"/>
+              <w:left w:val="single" w:sz="5" w:color="D9D9D9"/>
+              <w:bottom w:val="single" w:sz="5" w:color="D9D9D9"/>
+              <w:right w:val="single" w:sz="5" w:color="D9D9D9"/>
+            </w:tcBorders>
             <w:tcMar>
               <w:top w:w="80" w:type="dxa"/>
               <w:bottom w:w="80" w:type="dxa"/>
@@ -672,100 +1910,27 @@
           </w:tcPr>
           <w:p>
             <w:pPr>
-              <w:spacing w:after="80" w:before="80" w:line="276" w:lineRule="auto"/>
+              <w:spacing w:before="60" w:after="60"/>
             </w:pPr>
             <w:r>
               <w:rPr>
                 <w:b w:val="0"/>
-                <w:sz w:val="22"/>
+                <w:sz w:val="21"/>
               </w:rPr>
-              <w:t>14 cm</w:t>
+              <w:t>mittel</w:t>
             </w:r>
           </w:p>
         </w:tc>
-      </w:tr>
-    </w:tbl>
-    <w:p>
-      <w:pPr>
-        <w:spacing w:after="0" w:line="480" w:lineRule="exact" w:before="0"/>
-        <w:pBdr>
-          <w:bottom w:val="single" w:sz="3" w:color="AAAAAA"/>
-          <w:between w:val="single" w:sz="3" w:color="AAAAAA"/>
-        </w:pBdr>
-      </w:pPr>
-    </w:p>
-    <w:p>
-      <w:pPr>
-        <w:spacing w:after="0" w:line="480" w:lineRule="exact" w:before="0"/>
-        <w:pBdr>
-          <w:bottom w:val="single" w:sz="3" w:color="AAAAAA"/>
-          <w:between w:val="single" w:sz="3" w:color="AAAAAA"/>
-        </w:pBdr>
-      </w:pPr>
-    </w:p>
-    <w:p>
-      <w:pPr>
-        <w:spacing w:after="0" w:line="480" w:lineRule="exact" w:before="0"/>
-        <w:pBdr>
-          <w:bottom w:val="single" w:sz="3" w:color="AAAAAA"/>
-          <w:between w:val="single" w:sz="3" w:color="AAAAAA"/>
-        </w:pBdr>
-      </w:pPr>
-    </w:p>
-    <w:p>
-      <w:pPr>
-        <w:spacing w:after="0" w:line="480" w:lineRule="exact" w:before="0"/>
-        <w:pBdr>
-          <w:bottom w:val="single" w:sz="3" w:color="AAAAAA"/>
-          <w:between w:val="single" w:sz="3" w:color="AAAAAA"/>
-        </w:pBdr>
-      </w:pPr>
-    </w:p>
-    <w:p>
-      <w:r>
-        <w:br w:type="page"/>
-      </w:r>
-    </w:p>
-    <w:p>
-      <w:pPr>
-        <w:pStyle w:val="Title"/>
-      </w:pPr>
-      <w:r>
-        <w:t>4  |  Was zeigt der Holztest</w:t>
-      </w:r>
-    </w:p>
-    <w:p>
-      <w:r>
-        <w:t>Name: ____________________________   Datum: ______________</w:t>
-      </w:r>
-    </w:p>
-    <w:p>
-      <w:r>
-        <w:t>Zwei gleich große, ähnlich trockene Proben werden mit derselben Münze bei möglichst gleichem Druck geprüft.</w:t>
-      </w:r>
-    </w:p>
-    <w:tbl>
-      <w:tblPr>
-        <w:tblStyle w:val="TableGrid"/>
-        <w:tblW w:type="dxa" w:w="9638"/>
-        <w:jc w:val="left"/>
-        <w:tblLayout w:type="fixed"/>
-        <w:tblLook w:firstColumn="1" w:firstRow="1" w:lastColumn="0" w:lastRow="0" w:noHBand="0" w:noVBand="1" w:val="04A0"/>
-        <w:tblInd w:type="dxa" w:w="120"/>
-      </w:tblPr>
-      <w:tblGrid>
-        <w:gridCol w:w="1928"/>
-        <w:gridCol w:w="1928"/>
-        <w:gridCol w:w="5782"/>
-      </w:tblGrid>
-      <w:tr>
-        <w:trPr>
-          <w:cantSplit/>
-          <w:tblHeader/>
-        </w:trPr>
         <w:tc>
           <w:tcPr>
-            <w:tcW w:type="dxa" w:w="1928"/>
+            <w:tcW w:type="dxa" w:w="3175"/>
+            <w:vAlign w:val="center"/>
+            <w:tcBorders>
+              <w:top w:val="single" w:sz="5" w:color="D9D9D9"/>
+              <w:left w:val="single" w:sz="5" w:color="D9D9D9"/>
+              <w:bottom w:val="single" w:sz="5" w:color="D9D9D9"/>
+              <w:right w:val="single" w:sz="5" w:color="D9D9D9"/>
+            </w:tcBorders>
             <w:tcMar>
               <w:top w:w="80" w:type="dxa"/>
               <w:bottom w:w="80" w:type="dxa"/>
@@ -775,60 +1940,14 @@
           </w:tcPr>
           <w:p>
             <w:pPr>
-              <w:spacing w:after="80" w:before="80" w:line="276" w:lineRule="auto"/>
+              <w:spacing w:before="60" w:after="60"/>
             </w:pPr>
             <w:r>
               <w:rPr>
-                <w:b/>
-                <w:sz w:val="22"/>
+                <w:b w:val="0"/>
+                <w:sz w:val="21"/>
               </w:rPr>
-              <w:t>Probe</w:t>
-            </w:r>
-          </w:p>
-        </w:tc>
-        <w:tc>
-          <w:tcPr>
-            <w:tcW w:type="dxa" w:w="1928"/>
-            <w:tcMar>
-              <w:top w:w="80" w:type="dxa"/>
-              <w:bottom w:w="80" w:type="dxa"/>
-              <w:start w:w="120" w:type="dxa"/>
-              <w:end w:w="120" w:type="dxa"/>
-            </w:tcMar>
-          </w:tcPr>
-          <w:p>
-            <w:pPr>
-              <w:spacing w:after="80" w:before="80" w:line="276" w:lineRule="auto"/>
-            </w:pPr>
-            <w:r>
-              <w:rPr>
-                <w:b/>
-                <w:sz w:val="22"/>
-              </w:rPr>
-              <w:t>Masse</w:t>
-            </w:r>
-          </w:p>
-        </w:tc>
-        <w:tc>
-          <w:tcPr>
-            <w:tcW w:type="dxa" w:w="5782"/>
-            <w:tcMar>
-              <w:top w:w="80" w:type="dxa"/>
-              <w:bottom w:w="80" w:type="dxa"/>
-              <w:start w:w="120" w:type="dxa"/>
-              <w:end w:w="120" w:type="dxa"/>
-            </w:tcMar>
-          </w:tcPr>
-          <w:p>
-            <w:pPr>
-              <w:spacing w:after="80" w:before="80" w:line="276" w:lineRule="auto"/>
-            </w:pPr>
-            <w:r>
-              <w:rPr>
-                <w:b/>
-                <w:sz w:val="22"/>
-              </w:rPr>
-              <w:t>Sichtbare Spur</w:t>
+              <w:t>arbeitet stark bei wechselnder Feuchte</w:t>
             </w:r>
           </w:p>
         </w:tc>
@@ -839,7 +1958,14 @@
         </w:trPr>
         <w:tc>
           <w:tcPr>
-            <w:tcW w:type="dxa" w:w="1928"/>
+            <w:tcW w:type="dxa" w:w="1417"/>
+            <w:vAlign w:val="center"/>
+            <w:tcBorders>
+              <w:top w:val="single" w:sz="5" w:color="D9D9D9"/>
+              <w:left w:val="single" w:sz="5" w:color="D9D9D9"/>
+              <w:bottom w:val="single" w:sz="5" w:color="D9D9D9"/>
+              <w:right w:val="single" w:sz="5" w:color="D9D9D9"/>
+            </w:tcBorders>
             <w:tcMar>
               <w:top w:w="80" w:type="dxa"/>
               <w:bottom w:w="80" w:type="dxa"/>
@@ -849,20 +1975,27 @@
           </w:tcPr>
           <w:p>
             <w:pPr>
-              <w:spacing w:after="80" w:before="80" w:line="276" w:lineRule="auto"/>
+              <w:spacing w:before="60" w:after="60"/>
             </w:pPr>
             <w:r>
               <w:rPr>
                 <w:b w:val="0"/>
-                <w:sz w:val="22"/>
+                <w:sz w:val="21"/>
               </w:rPr>
-              <w:t>P</w:t>
+              <w:t>Eiche</w:t>
             </w:r>
           </w:p>
         </w:tc>
         <w:tc>
           <w:tcPr>
-            <w:tcW w:type="dxa" w:w="1928"/>
+            <w:tcW w:type="dxa" w:w="3628"/>
+            <w:vAlign w:val="center"/>
+            <w:tcBorders>
+              <w:top w:val="single" w:sz="5" w:color="D9D9D9"/>
+              <w:left w:val="single" w:sz="5" w:color="D9D9D9"/>
+              <w:bottom w:val="single" w:sz="5" w:color="D9D9D9"/>
+              <w:right w:val="single" w:sz="5" w:color="D9D9D9"/>
+            </w:tcBorders>
             <w:tcMar>
               <w:top w:w="80" w:type="dxa"/>
               <w:bottom w:w="80" w:type="dxa"/>
@@ -872,20 +2005,27 @@
           </w:tcPr>
           <w:p>
             <w:pPr>
-              <w:spacing w:after="80" w:before="80" w:line="276" w:lineRule="auto"/>
+              <w:spacing w:before="60" w:after="60"/>
             </w:pPr>
             <w:r>
               <w:rPr>
                 <w:b w:val="0"/>
-                <w:sz w:val="22"/>
+                <w:sz w:val="21"/>
               </w:rPr>
-              <w:t>45 g</w:t>
+              <w:t>hart; lässt sich glatt bearbeiten</w:t>
             </w:r>
           </w:p>
         </w:tc>
         <w:tc>
           <w:tcPr>
-            <w:tcW w:type="dxa" w:w="5782"/>
+            <w:tcW w:type="dxa" w:w="1417"/>
+            <w:vAlign w:val="center"/>
+            <w:tcBorders>
+              <w:top w:val="single" w:sz="5" w:color="D9D9D9"/>
+              <w:left w:val="single" w:sz="5" w:color="D9D9D9"/>
+              <w:bottom w:val="single" w:sz="5" w:color="D9D9D9"/>
+              <w:right w:val="single" w:sz="5" w:color="D9D9D9"/>
+            </w:tcBorders>
             <w:tcMar>
               <w:top w:w="80" w:type="dxa"/>
               <w:bottom w:w="80" w:type="dxa"/>
@@ -895,25 +2035,27 @@
           </w:tcPr>
           <w:p>
             <w:pPr>
-              <w:spacing w:after="80" w:before="80" w:line="276" w:lineRule="auto"/>
+              <w:spacing w:before="60" w:after="60"/>
             </w:pPr>
             <w:r>
               <w:rPr>
                 <w:b w:val="0"/>
-                <w:sz w:val="22"/>
+                <w:sz w:val="21"/>
               </w:rPr>
-              <w:t>deutliche Druckspur</w:t>
+              <w:t>hoch</w:t>
             </w:r>
           </w:p>
         </w:tc>
-      </w:tr>
-      <w:tr>
-        <w:trPr>
-          <w:cantSplit/>
-        </w:trPr>
         <w:tc>
           <w:tcPr>
-            <w:tcW w:type="dxa" w:w="1928"/>
+            <w:tcW w:type="dxa" w:w="3175"/>
+            <w:vAlign w:val="center"/>
+            <w:tcBorders>
+              <w:top w:val="single" w:sz="5" w:color="D9D9D9"/>
+              <w:left w:val="single" w:sz="5" w:color="D9D9D9"/>
+              <w:bottom w:val="single" w:sz="5" w:color="D9D9D9"/>
+              <w:right w:val="single" w:sz="5" w:color="D9D9D9"/>
+            </w:tcBorders>
             <w:tcMar>
               <w:top w:w="80" w:type="dxa"/>
               <w:bottom w:w="80" w:type="dxa"/>
@@ -923,462 +2065,92 @@
           </w:tcPr>
           <w:p>
             <w:pPr>
-              <w:spacing w:after="80" w:before="80" w:line="276" w:lineRule="auto"/>
+              <w:spacing w:before="60" w:after="60"/>
             </w:pPr>
             <w:r>
               <w:rPr>
                 <w:b w:val="0"/>
-                <w:sz w:val="22"/>
+                <w:sz w:val="21"/>
               </w:rPr>
-              <w:t>Q</w:t>
-            </w:r>
-          </w:p>
-        </w:tc>
-        <w:tc>
-          <w:tcPr>
-            <w:tcW w:type="dxa" w:w="1928"/>
-            <w:tcMar>
-              <w:top w:w="80" w:type="dxa"/>
-              <w:bottom w:w="80" w:type="dxa"/>
-              <w:start w:w="120" w:type="dxa"/>
-              <w:end w:w="120" w:type="dxa"/>
-            </w:tcMar>
-          </w:tcPr>
-          <w:p>
-            <w:pPr>
-              <w:spacing w:after="80" w:before="80" w:line="276" w:lineRule="auto"/>
-            </w:pPr>
-            <w:r>
-              <w:rPr>
-                <w:b w:val="0"/>
-                <w:sz w:val="22"/>
-              </w:rPr>
-              <w:t>68 g</w:t>
-            </w:r>
-          </w:p>
-        </w:tc>
-        <w:tc>
-          <w:tcPr>
-            <w:tcW w:type="dxa" w:w="5782"/>
-            <w:tcMar>
-              <w:top w:w="80" w:type="dxa"/>
-              <w:bottom w:w="80" w:type="dxa"/>
-              <w:start w:w="120" w:type="dxa"/>
-              <w:end w:w="120" w:type="dxa"/>
-            </w:tcMar>
-          </w:tcPr>
-          <w:p>
-            <w:pPr>
-              <w:spacing w:after="80" w:before="80" w:line="276" w:lineRule="auto"/>
-            </w:pPr>
-            <w:r>
-              <w:rPr>
-                <w:b w:val="0"/>
-                <w:sz w:val="22"/>
-              </w:rPr>
-              <w:t>kaum eine Druckspur</w:t>
+              <w:t>teurer als Buche</w:t>
             </w:r>
           </w:p>
         </w:tc>
       </w:tr>
     </w:tbl>
     <w:p>
+      <w:r>
+        <w:rPr>
+          <w:b/>
+        </w:rPr>
+        <w:t>7a Welche Holzart erfüllt den Auftrag am besten? (1 P) Nur eine Antwort ist richtig.</w:t>
+      </w:r>
+    </w:p>
+    <w:p>
       <w:pPr>
-        <w:pStyle w:val="Heading2"/>
+        <w:spacing w:after="40"/>
       </w:pPr>
       <w:r>
-        <w:t>4a Erkennen</w:t>
+        <w:rPr>
+          <w:b w:val="0"/>
+        </w:rPr>
+        <w:t>☐ Fichte</w:t>
+      </w:r>
+    </w:p>
+    <w:p>
+      <w:pPr>
+        <w:spacing w:after="40"/>
+      </w:pPr>
+      <w:r>
+        <w:rPr>
+          <w:b w:val="0"/>
+        </w:rPr>
+        <w:t>☐ Buche</w:t>
+      </w:r>
+    </w:p>
+    <w:p>
+      <w:pPr>
+        <w:spacing w:after="40"/>
+      </w:pPr>
+      <w:r>
+        <w:rPr>
+          <w:b w:val="0"/>
+        </w:rPr>
+        <w:t>☐ Eiche</w:t>
       </w:r>
     </w:p>
     <w:p>
       <w:r>
-        <w:t>Welche Probe hat die größere Masse? Bei welcher Probe siehst du die deutlichere Druckspur?</w:t>
-      </w:r>
-    </w:p>
-    <w:p>
-      <w:pPr>
-        <w:spacing w:after="0" w:line="480" w:lineRule="exact" w:before="0"/>
-        <w:pBdr>
-          <w:bottom w:val="single" w:sz="3" w:color="AAAAAA"/>
-          <w:between w:val="single" w:sz="3" w:color="AAAAAA"/>
-        </w:pBdr>
-      </w:pPr>
-    </w:p>
-    <w:p>
-      <w:pPr>
-        <w:spacing w:after="0" w:line="480" w:lineRule="exact" w:before="0"/>
-        <w:pBdr>
-          <w:bottom w:val="single" w:sz="3" w:color="AAAAAA"/>
-          <w:between w:val="single" w:sz="3" w:color="AAAAAA"/>
-        </w:pBdr>
-      </w:pPr>
-    </w:p>
-    <w:p>
-      <w:pPr>
-        <w:pStyle w:val="Heading2"/>
-      </w:pPr>
-      <w:r>
-        <w:t>4b Erklären</w:t>
+        <w:rPr>
+          <w:b w:val="0"/>
+        </w:rPr>
+        <w:t>7b Ergänze deine Begründung mit zwei passenden Wörtern. (2 P)</w:t>
       </w:r>
     </w:p>
     <w:p>
       <w:r>
-        <w:t>Welche Probe ist bei dieser Prüfung härter? Begründe mit einer Beobachtung.</w:t>
-      </w:r>
-    </w:p>
-    <w:p>
-      <w:pPr>
-        <w:spacing w:after="0" w:line="480" w:lineRule="exact" w:before="0"/>
-        <w:pBdr>
-          <w:bottom w:val="single" w:sz="3" w:color="AAAAAA"/>
-          <w:between w:val="single" w:sz="3" w:color="AAAAAA"/>
-        </w:pBdr>
-      </w:pPr>
-    </w:p>
-    <w:p>
-      <w:pPr>
-        <w:spacing w:after="0" w:line="480" w:lineRule="exact" w:before="0"/>
-        <w:pBdr>
-          <w:bottom w:val="single" w:sz="3" w:color="AAAAAA"/>
-          <w:between w:val="single" w:sz="3" w:color="AAAAAA"/>
-        </w:pBdr>
-      </w:pPr>
-    </w:p>
-    <w:p>
-      <w:pPr>
-        <w:spacing w:after="0" w:line="480" w:lineRule="exact" w:before="0"/>
-        <w:pBdr>
-          <w:bottom w:val="single" w:sz="3" w:color="AAAAAA"/>
-          <w:between w:val="single" w:sz="3" w:color="AAAAAA"/>
-        </w:pBdr>
-      </w:pPr>
-    </w:p>
-    <w:p>
-      <w:pPr>
-        <w:pStyle w:val="Heading2"/>
-      </w:pPr>
-      <w:r>
-        <w:t>4c Weiterdenken</w:t>
+        <w:rPr>
+          <w:b w:val="0"/>
+        </w:rPr>
+        <w:t>Die gewählte Holzart eignet sich, weil ihre Oberfläche</w:t>
+        <w:br/>
+        <w:t>____________________ ist und sich ____________________ bearbeiten lässt.</w:t>
       </w:r>
     </w:p>
     <w:p>
       <w:r>
-        <w:t>Eine dritte Probe ist doppelt so groß und wiegt 80 g. Alex sagt: „Diese Holzart ist am schwersten.“ Warum reicht dieser Vergleich nicht aus? Wie könntest du besser vergleichen?</w:t>
-      </w:r>
-    </w:p>
-    <w:p>
-      <w:pPr>
-        <w:spacing w:after="0" w:line="480" w:lineRule="exact" w:before="0"/>
-        <w:pBdr>
-          <w:bottom w:val="single" w:sz="3" w:color="AAAAAA"/>
-          <w:between w:val="single" w:sz="3" w:color="AAAAAA"/>
-        </w:pBdr>
-      </w:pPr>
-    </w:p>
-    <w:p>
-      <w:pPr>
-        <w:spacing w:after="0" w:line="480" w:lineRule="exact" w:before="0"/>
-        <w:pBdr>
-          <w:bottom w:val="single" w:sz="3" w:color="AAAAAA"/>
-          <w:between w:val="single" w:sz="3" w:color="AAAAAA"/>
-        </w:pBdr>
-      </w:pPr>
-    </w:p>
-    <w:p>
-      <w:pPr>
-        <w:spacing w:after="0" w:line="480" w:lineRule="exact" w:before="0"/>
-        <w:pBdr>
-          <w:bottom w:val="single" w:sz="3" w:color="AAAAAA"/>
-          <w:between w:val="single" w:sz="3" w:color="AAAAAA"/>
-        </w:pBdr>
-      </w:pPr>
-    </w:p>
-    <w:p>
-      <w:pPr>
-        <w:spacing w:after="0" w:line="480" w:lineRule="exact" w:before="0"/>
-        <w:pBdr>
-          <w:bottom w:val="single" w:sz="3" w:color="AAAAAA"/>
-          <w:between w:val="single" w:sz="3" w:color="AAAAAA"/>
-        </w:pBdr>
-      </w:pPr>
-    </w:p>
-    <w:p>
-      <w:r>
-        <w:br w:type="page"/>
-      </w:r>
-    </w:p>
-    <w:p>
-      <w:pPr>
-        <w:pStyle w:val="Title"/>
-      </w:pPr>
-      <w:r>
-        <w:t>5  |  Warum arbeitet Holz</w:t>
+        <w:rPr>
+          <w:b w:val="0"/>
+        </w:rPr>
+        <w:t>7c Ergänze einen passenden Nachteil. (1 P)</w:t>
       </w:r>
     </w:p>
     <w:p>
       <w:r>
-        <w:t>Name: ____________________________   Datum: ______________</w:t>
-      </w:r>
-    </w:p>
-    <w:tbl>
-      <w:tblPr>
-        <w:tblStyle w:val="TableGrid"/>
-        <w:tblW w:type="dxa" w:w="9638"/>
-        <w:jc w:val="left"/>
-        <w:tblLayout w:type="fixed"/>
-        <w:tblLook w:firstColumn="1" w:firstRow="1" w:lastColumn="0" w:lastRow="0" w:noHBand="0" w:noVBand="1" w:val="04A0"/>
-        <w:tblInd w:type="dxa" w:w="120"/>
-      </w:tblPr>
-      <w:tblGrid>
-        <w:gridCol w:w="4819"/>
-        <w:gridCol w:w="2410"/>
-        <w:gridCol w:w="2409"/>
-      </w:tblGrid>
-      <w:tr>
-        <w:trPr>
-          <w:cantSplit/>
-          <w:tblHeader/>
-        </w:trPr>
-        <w:tc>
-          <w:tcPr>
-            <w:tcW w:type="dxa" w:w="4819"/>
-            <w:tcMar>
-              <w:top w:w="80" w:type="dxa"/>
-              <w:bottom w:w="80" w:type="dxa"/>
-              <w:start w:w="120" w:type="dxa"/>
-              <w:end w:w="120" w:type="dxa"/>
-            </w:tcMar>
-          </w:tcPr>
-          <w:p>
-            <w:pPr>
-              <w:spacing w:after="80" w:before="80" w:line="276" w:lineRule="auto"/>
-            </w:pPr>
-            <w:r>
-              <w:rPr>
-                <w:b/>
-                <w:sz w:val="22"/>
-              </w:rPr>
-              <w:t>Messung derselben Probe</w:t>
-            </w:r>
-          </w:p>
-        </w:tc>
-        <w:tc>
-          <w:tcPr>
-            <w:tcW w:type="dxa" w:w="2410"/>
-            <w:tcMar>
-              <w:top w:w="80" w:type="dxa"/>
-              <w:bottom w:w="80" w:type="dxa"/>
-              <w:start w:w="120" w:type="dxa"/>
-              <w:end w:w="120" w:type="dxa"/>
-            </w:tcMar>
-          </w:tcPr>
-          <w:p>
-            <w:pPr>
-              <w:spacing w:after="80" w:before="80" w:line="276" w:lineRule="auto"/>
-            </w:pPr>
-            <w:r>
-              <w:rPr>
-                <w:b/>
-                <w:sz w:val="22"/>
-              </w:rPr>
-              <w:t>Vorher feucht</w:t>
-            </w:r>
-          </w:p>
-        </w:tc>
-        <w:tc>
-          <w:tcPr>
-            <w:tcW w:type="dxa" w:w="2409"/>
-            <w:tcMar>
-              <w:top w:w="80" w:type="dxa"/>
-              <w:bottom w:w="80" w:type="dxa"/>
-              <w:start w:w="120" w:type="dxa"/>
-              <w:end w:w="120" w:type="dxa"/>
-            </w:tcMar>
-          </w:tcPr>
-          <w:p>
-            <w:pPr>
-              <w:spacing w:after="80" w:before="80" w:line="276" w:lineRule="auto"/>
-            </w:pPr>
-            <w:r>
-              <w:rPr>
-                <w:b/>
-                <w:sz w:val="22"/>
-              </w:rPr>
-              <w:t>Nach Trocknung</w:t>
-            </w:r>
-          </w:p>
-        </w:tc>
-      </w:tr>
-      <w:tr>
-        <w:trPr>
-          <w:cantSplit/>
-        </w:trPr>
-        <w:tc>
-          <w:tcPr>
-            <w:tcW w:type="dxa" w:w="4819"/>
-            <w:tcMar>
-              <w:top w:w="80" w:type="dxa"/>
-              <w:bottom w:w="80" w:type="dxa"/>
-              <w:start w:w="120" w:type="dxa"/>
-              <w:end w:w="120" w:type="dxa"/>
-            </w:tcMar>
-          </w:tcPr>
-          <w:p>
-            <w:pPr>
-              <w:spacing w:after="80" w:before="80" w:line="276" w:lineRule="auto"/>
-            </w:pPr>
-            <w:r>
-              <w:rPr>
-                <w:b w:val="0"/>
-                <w:sz w:val="22"/>
-              </w:rPr>
-              <w:t>Masse</w:t>
-            </w:r>
-          </w:p>
-        </w:tc>
-        <w:tc>
-          <w:tcPr>
-            <w:tcW w:type="dxa" w:w="2410"/>
-            <w:tcMar>
-              <w:top w:w="80" w:type="dxa"/>
-              <w:bottom w:w="80" w:type="dxa"/>
-              <w:start w:w="120" w:type="dxa"/>
-              <w:end w:w="120" w:type="dxa"/>
-            </w:tcMar>
-          </w:tcPr>
-          <w:p>
-            <w:pPr>
-              <w:spacing w:after="80" w:before="80" w:line="276" w:lineRule="auto"/>
-            </w:pPr>
-            <w:r>
-              <w:rPr>
-                <w:b w:val="0"/>
-                <w:sz w:val="22"/>
-              </w:rPr>
-              <w:t>80 g</w:t>
-            </w:r>
-          </w:p>
-        </w:tc>
-        <w:tc>
-          <w:tcPr>
-            <w:tcW w:type="dxa" w:w="2409"/>
-            <w:tcMar>
-              <w:top w:w="80" w:type="dxa"/>
-              <w:bottom w:w="80" w:type="dxa"/>
-              <w:start w:w="120" w:type="dxa"/>
-              <w:end w:w="120" w:type="dxa"/>
-            </w:tcMar>
-          </w:tcPr>
-          <w:p>
-            <w:pPr>
-              <w:spacing w:after="80" w:before="80" w:line="276" w:lineRule="auto"/>
-            </w:pPr>
-            <w:r>
-              <w:rPr>
-                <w:b w:val="0"/>
-                <w:sz w:val="22"/>
-              </w:rPr>
-              <w:t>68 g</w:t>
-            </w:r>
-          </w:p>
-        </w:tc>
-      </w:tr>
-      <w:tr>
-        <w:trPr>
-          <w:cantSplit/>
-        </w:trPr>
-        <w:tc>
-          <w:tcPr>
-            <w:tcW w:type="dxa" w:w="4819"/>
-            <w:tcMar>
-              <w:top w:w="80" w:type="dxa"/>
-              <w:bottom w:w="80" w:type="dxa"/>
-              <w:start w:w="120" w:type="dxa"/>
-              <w:end w:w="120" w:type="dxa"/>
-            </w:tcMar>
-          </w:tcPr>
-          <w:p>
-            <w:pPr>
-              <w:spacing w:after="80" w:before="80" w:line="276" w:lineRule="auto"/>
-            </w:pPr>
-            <w:r>
-              <w:rPr>
-                <w:b w:val="0"/>
-                <w:sz w:val="22"/>
-              </w:rPr>
-              <w:t>Breite</w:t>
-            </w:r>
-          </w:p>
-        </w:tc>
-        <w:tc>
-          <w:tcPr>
-            <w:tcW w:type="dxa" w:w="2410"/>
-            <w:tcMar>
-              <w:top w:w="80" w:type="dxa"/>
-              <w:bottom w:w="80" w:type="dxa"/>
-              <w:start w:w="120" w:type="dxa"/>
-              <w:end w:w="120" w:type="dxa"/>
-            </w:tcMar>
-          </w:tcPr>
-          <w:p>
-            <w:pPr>
-              <w:spacing w:after="80" w:before="80" w:line="276" w:lineRule="auto"/>
-            </w:pPr>
-            <w:r>
-              <w:rPr>
-                <w:b w:val="0"/>
-                <w:sz w:val="22"/>
-              </w:rPr>
-              <w:t>50 mm</w:t>
-            </w:r>
-          </w:p>
-        </w:tc>
-        <w:tc>
-          <w:tcPr>
-            <w:tcW w:type="dxa" w:w="2409"/>
-            <w:tcMar>
-              <w:top w:w="80" w:type="dxa"/>
-              <w:bottom w:w="80" w:type="dxa"/>
-              <w:start w:w="120" w:type="dxa"/>
-              <w:end w:w="120" w:type="dxa"/>
-            </w:tcMar>
-          </w:tcPr>
-          <w:p>
-            <w:pPr>
-              <w:spacing w:after="80" w:before="80" w:line="276" w:lineRule="auto"/>
-            </w:pPr>
-            <w:r>
-              <w:rPr>
-                <w:b w:val="0"/>
-                <w:sz w:val="22"/>
-              </w:rPr>
-              <w:t>49 mm</w:t>
-            </w:r>
-          </w:p>
-        </w:tc>
-      </w:tr>
-    </w:tbl>
-    <w:p>
-      <w:pPr>
-        <w:pStyle w:val="Heading2"/>
-      </w:pPr>
-      <w:r>
-        <w:t>5a Erkennen</w:t>
-      </w:r>
-    </w:p>
-    <w:p>
-      <w:r>
-        <w:t>Ergänze die Fachbegriffe.</w:t>
-      </w:r>
-    </w:p>
-    <w:p>
-      <w:r>
-        <w:t>Holz nimmt Wasser in seine Zellwände auf und wird größer: ______________</w:t>
-      </w:r>
-    </w:p>
-    <w:p>
-      <w:r>
-        <w:t>Holz wird beim Trocknen kleiner: __________________________</w:t>
+        <w:rPr>
+          <w:b w:val="0"/>
+        </w:rPr>
+        <w:t>Bei wechselnder Feuchtigkeit arbeitet dieses Holz ____________________.</w:t>
       </w:r>
     </w:p>
     <w:p>
@@ -1386,641 +2158,30 @@
         <w:pStyle w:val="Heading2"/>
       </w:pPr>
       <w:r>
-        <w:t>5b Erklären</w:t>
+        <w:t>Prüfe deine Arbeit</w:t>
       </w:r>
     </w:p>
     <w:p>
       <w:r>
-        <w:t>Beschreibe die beiden Veränderungen in der Tabelle. Erkläre, warum sie entstehen.</w:t>
-      </w:r>
-    </w:p>
-    <w:p>
-      <w:pPr>
-        <w:spacing w:after="0" w:line="480" w:lineRule="exact" w:before="0"/>
-        <w:pBdr>
-          <w:bottom w:val="single" w:sz="3" w:color="AAAAAA"/>
-          <w:between w:val="single" w:sz="3" w:color="AAAAAA"/>
-        </w:pBdr>
-      </w:pPr>
-    </w:p>
-    <w:p>
-      <w:pPr>
-        <w:spacing w:after="0" w:line="480" w:lineRule="exact" w:before="0"/>
-        <w:pBdr>
-          <w:bottom w:val="single" w:sz="3" w:color="AAAAAA"/>
-          <w:between w:val="single" w:sz="3" w:color="AAAAAA"/>
-        </w:pBdr>
-      </w:pPr>
-    </w:p>
-    <w:p>
-      <w:pPr>
-        <w:spacing w:after="0" w:line="480" w:lineRule="exact" w:before="0"/>
-        <w:pBdr>
-          <w:bottom w:val="single" w:sz="3" w:color="AAAAAA"/>
-          <w:between w:val="single" w:sz="3" w:color="AAAAAA"/>
-        </w:pBdr>
-      </w:pPr>
-    </w:p>
-    <w:p>
-      <w:pPr>
-        <w:spacing w:after="0" w:line="480" w:lineRule="exact" w:before="0"/>
-        <w:pBdr>
-          <w:bottom w:val="single" w:sz="3" w:color="AAAAAA"/>
-          <w:between w:val="single" w:sz="3" w:color="AAAAAA"/>
-        </w:pBdr>
-      </w:pPr>
-    </w:p>
-    <w:p>
-      <w:pPr>
-        <w:pStyle w:val="Heading2"/>
-      </w:pPr>
-      <w:r>
-        <w:t>5c Weiterdenken</w:t>
+        <w:rPr>
+          <w:b w:val="0"/>
+        </w:rPr>
+        <w:t>Lies deine Antworten noch einmal. Sind alle Zahlen und Lücken ausgefüllt? Hast du bei jeder Ankreuzaufgabe auf den Hinweis geachtet?</w:t>
       </w:r>
     </w:p>
     <w:p>
       <w:r>
-        <w:t>Eine Schublade lässt sich in einem feuchten Raum plötzlich schwer öffnen. Erkläre eine mögliche Ursache. Wie kannst du beim Bau vorsorgen?</w:t>
+        <w:rPr>
+          <w:b w:val="0"/>
+        </w:rPr>
+        <w:t>Punkte: ______ / 30    Rückmeldung: __________________________</w:t>
       </w:r>
-    </w:p>
-    <w:p>
-      <w:pPr>
-        <w:spacing w:after="0" w:line="480" w:lineRule="exact" w:before="0"/>
-        <w:pBdr>
-          <w:bottom w:val="single" w:sz="3" w:color="AAAAAA"/>
-          <w:between w:val="single" w:sz="3" w:color="AAAAAA"/>
-        </w:pBdr>
-      </w:pPr>
-    </w:p>
-    <w:p>
-      <w:pPr>
-        <w:spacing w:after="0" w:line="480" w:lineRule="exact" w:before="0"/>
-        <w:pBdr>
-          <w:bottom w:val="single" w:sz="3" w:color="AAAAAA"/>
-          <w:between w:val="single" w:sz="3" w:color="AAAAAA"/>
-        </w:pBdr>
-      </w:pPr>
-    </w:p>
-    <w:p>
-      <w:pPr>
-        <w:spacing w:after="0" w:line="480" w:lineRule="exact" w:before="0"/>
-        <w:pBdr>
-          <w:bottom w:val="single" w:sz="3" w:color="AAAAAA"/>
-          <w:between w:val="single" w:sz="3" w:color="AAAAAA"/>
-        </w:pBdr>
-      </w:pPr>
-    </w:p>
-    <w:p>
-      <w:pPr>
-        <w:spacing w:after="0" w:line="480" w:lineRule="exact" w:before="0"/>
-        <w:pBdr>
-          <w:bottom w:val="single" w:sz="3" w:color="AAAAAA"/>
-          <w:between w:val="single" w:sz="3" w:color="AAAAAA"/>
-        </w:pBdr>
-      </w:pPr>
-    </w:p>
-    <w:p>
-      <w:pPr>
-        <w:spacing w:after="0" w:line="480" w:lineRule="exact" w:before="0"/>
-        <w:pBdr>
-          <w:bottom w:val="single" w:sz="3" w:color="AAAAAA"/>
-          <w:between w:val="single" w:sz="3" w:color="AAAAAA"/>
-        </w:pBdr>
-      </w:pPr>
-    </w:p>
-    <w:p>
-      <w:r>
-        <w:br w:type="page"/>
-      </w:r>
-    </w:p>
-    <w:p>
-      <w:pPr>
-        <w:pStyle w:val="Title"/>
-      </w:pPr>
-      <w:r>
-        <w:t>6  |  Muss dieses Holz weg</w:t>
-      </w:r>
-    </w:p>
-    <w:p>
-      <w:r>
-        <w:t>Name: ____________________________   Datum: ______________</w:t>
-      </w:r>
-    </w:p>
-    <w:p>
-      <w:r>
-        <w:drawing>
-          <wp:inline xmlns:a="http://schemas.openxmlformats.org/drawingml/2006/main" xmlns:pic="http://schemas.openxmlformats.org/drawingml/2006/picture">
-            <wp:extent cx="6120000" cy="1541333"/>
-            <wp:docPr id="3" name="Picture 3"/>
-            <wp:cNvGraphicFramePr>
-              <a:graphicFrameLocks noChangeAspect="1"/>
-            </wp:cNvGraphicFramePr>
-            <a:graphic>
-              <a:graphicData uri="http://schemas.openxmlformats.org/drawingml/2006/picture">
-                <pic:pic>
-                  <pic:nvPicPr>
-                    <pic:cNvPr id="0" name="fehler.png"/>
-                    <pic:cNvPicPr/>
-                  </pic:nvPicPr>
-                  <pic:blipFill>
-                    <a:blip r:embed="rId13"/>
-                    <a:stretch>
-                      <a:fillRect/>
-                    </a:stretch>
-                  </pic:blipFill>
-                  <pic:spPr>
-                    <a:xfrm>
-                      <a:off x="0" y="0"/>
-                      <a:ext cx="6120000" cy="1541333"/>
-                    </a:xfrm>
-                    <a:prstGeom prst="rect"/>
-                  </pic:spPr>
-                </pic:pic>
-              </a:graphicData>
-            </a:graphic>
-          </wp:inline>
-        </w:drawing>
-      </w:r>
-    </w:p>
-    <w:p>
-      <w:r>
-        <w:t>Vereinfachte Zeichnungen. Bild C zeigt ein Brett von der Seite über einer geraden Unterlage.</w:t>
-      </w:r>
-    </w:p>
-    <w:p>
-      <w:pPr>
-        <w:pStyle w:val="Heading2"/>
-      </w:pPr>
-      <w:r>
-        <w:t>6a Erkennen</w:t>
-      </w:r>
-    </w:p>
-    <w:p>
-      <w:r>
-        <w:t>Ordne zu: Riss · Ast · Verwerfen</w:t>
-      </w:r>
-    </w:p>
-    <w:p>
-      <w:r>
-        <w:t>Bild A: ______________  Bild B: ______________  Bild C: ______________</w:t>
-      </w:r>
-    </w:p>
-    <w:p>
-      <w:pPr>
-        <w:pStyle w:val="Heading2"/>
-      </w:pPr>
-      <w:r>
-        <w:t>6b Erklären</w:t>
-      </w:r>
-    </w:p>
-    <w:p>
-      <w:r>
-        <w:t>Wähle einen Fehler. Beschreibe ein Problem, das dadurch bei einem Möbelstück entstehen kann.</w:t>
-      </w:r>
-    </w:p>
-    <w:p>
-      <w:pPr>
-        <w:spacing w:after="0" w:line="480" w:lineRule="exact" w:before="0"/>
-        <w:pBdr>
-          <w:bottom w:val="single" w:sz="3" w:color="AAAAAA"/>
-          <w:between w:val="single" w:sz="3" w:color="AAAAAA"/>
-        </w:pBdr>
-      </w:pPr>
-    </w:p>
-    <w:p>
-      <w:pPr>
-        <w:spacing w:after="0" w:line="480" w:lineRule="exact" w:before="0"/>
-        <w:pBdr>
-          <w:bottom w:val="single" w:sz="3" w:color="AAAAAA"/>
-          <w:between w:val="single" w:sz="3" w:color="AAAAAA"/>
-        </w:pBdr>
-      </w:pPr>
-    </w:p>
-    <w:p>
-      <w:pPr>
-        <w:spacing w:after="0" w:line="480" w:lineRule="exact" w:before="0"/>
-        <w:pBdr>
-          <w:bottom w:val="single" w:sz="3" w:color="AAAAAA"/>
-          <w:between w:val="single" w:sz="3" w:color="AAAAAA"/>
-        </w:pBdr>
-      </w:pPr>
-    </w:p>
-    <w:p>
-      <w:pPr>
-        <w:spacing w:after="0" w:line="480" w:lineRule="exact" w:before="0"/>
-        <w:pBdr>
-          <w:bottom w:val="single" w:sz="3" w:color="AAAAAA"/>
-          <w:between w:val="single" w:sz="3" w:color="AAAAAA"/>
-        </w:pBdr>
-      </w:pPr>
-    </w:p>
-    <w:p>
-      <w:pPr>
-        <w:pStyle w:val="Heading2"/>
-      </w:pPr>
-      <w:r>
-        <w:t>6c Weiterdenken</w:t>
-      </w:r>
-    </w:p>
-    <w:p>
-      <w:r>
-        <w:t>Ein Brett hat einen kleinen, fest verwachsenen Ast. Muss es aussortiert werden? Begründe an einem Beispiel.</w:t>
-      </w:r>
-    </w:p>
-    <w:p>
-      <w:pPr>
-        <w:spacing w:after="0" w:line="480" w:lineRule="exact" w:before="0"/>
-        <w:pBdr>
-          <w:bottom w:val="single" w:sz="3" w:color="AAAAAA"/>
-          <w:between w:val="single" w:sz="3" w:color="AAAAAA"/>
-        </w:pBdr>
-      </w:pPr>
-    </w:p>
-    <w:p>
-      <w:pPr>
-        <w:spacing w:after="0" w:line="480" w:lineRule="exact" w:before="0"/>
-        <w:pBdr>
-          <w:bottom w:val="single" w:sz="3" w:color="AAAAAA"/>
-          <w:between w:val="single" w:sz="3" w:color="AAAAAA"/>
-        </w:pBdr>
-      </w:pPr>
-    </w:p>
-    <w:p>
-      <w:pPr>
-        <w:spacing w:after="0" w:line="480" w:lineRule="exact" w:before="0"/>
-        <w:pBdr>
-          <w:bottom w:val="single" w:sz="3" w:color="AAAAAA"/>
-          <w:between w:val="single" w:sz="3" w:color="AAAAAA"/>
-        </w:pBdr>
-      </w:pPr>
-    </w:p>
-    <w:p>
-      <w:pPr>
-        <w:spacing w:after="0" w:line="480" w:lineRule="exact" w:before="0"/>
-        <w:pBdr>
-          <w:bottom w:val="single" w:sz="3" w:color="AAAAAA"/>
-          <w:between w:val="single" w:sz="3" w:color="AAAAAA"/>
-        </w:pBdr>
-      </w:pPr>
-    </w:p>
-    <w:p>
-      <w:r>
-        <w:br w:type="page"/>
-      </w:r>
-    </w:p>
-    <w:p>
-      <w:pPr>
-        <w:pStyle w:val="Title"/>
-      </w:pPr>
-      <w:r>
-        <w:t>7  |  Berate eine Kundin</w:t>
-      </w:r>
-    </w:p>
-    <w:p>
-      <w:r>
-        <w:t>Name: ____________________________   Datum: ______________</w:t>
-      </w:r>
-    </w:p>
-    <w:p>
-      <w:r>
-        <w:t>Eine Kundin braucht ein Schneidebrett. Sie benutzt es täglich. Es soll eine harte, glatte Oberfläche haben. Nach dem Abwaschen trocknet sie es sorgfältig.</w:t>
-      </w:r>
-    </w:p>
-    <w:tbl>
-      <w:tblPr>
-        <w:tblStyle w:val="TableGrid"/>
-        <w:tblW w:type="dxa" w:w="9638"/>
-        <w:jc w:val="left"/>
-        <w:tblLayout w:type="fixed"/>
-        <w:tblLook w:firstColumn="1" w:firstRow="1" w:lastColumn="0" w:lastRow="0" w:noHBand="0" w:noVBand="1" w:val="04A0"/>
-        <w:tblInd w:type="dxa" w:w="120"/>
-      </w:tblPr>
-      <w:tblGrid>
-        <w:gridCol w:w="1928"/>
-        <w:gridCol w:w="7710"/>
-      </w:tblGrid>
-      <w:tr>
-        <w:trPr>
-          <w:cantSplit/>
-          <w:tblHeader/>
-        </w:trPr>
-        <w:tc>
-          <w:tcPr>
-            <w:tcW w:type="dxa" w:w="1928"/>
-            <w:tcMar>
-              <w:top w:w="80" w:type="dxa"/>
-              <w:bottom w:w="80" w:type="dxa"/>
-              <w:start w:w="120" w:type="dxa"/>
-              <w:end w:w="120" w:type="dxa"/>
-            </w:tcMar>
-          </w:tcPr>
-          <w:p>
-            <w:pPr>
-              <w:spacing w:after="80" w:before="80" w:line="276" w:lineRule="auto"/>
-            </w:pPr>
-            <w:r>
-              <w:rPr>
-                <w:b/>
-                <w:sz w:val="22"/>
-              </w:rPr>
-              <w:t>Holzart</w:t>
-            </w:r>
-          </w:p>
-        </w:tc>
-        <w:tc>
-          <w:tcPr>
-            <w:tcW w:type="dxa" w:w="7710"/>
-            <w:tcMar>
-              <w:top w:w="80" w:type="dxa"/>
-              <w:bottom w:w="80" w:type="dxa"/>
-              <w:start w:w="120" w:type="dxa"/>
-              <w:end w:w="120" w:type="dxa"/>
-            </w:tcMar>
-          </w:tcPr>
-          <w:p>
-            <w:pPr>
-              <w:spacing w:after="80" w:before="80" w:line="276" w:lineRule="auto"/>
-            </w:pPr>
-            <w:r>
-              <w:rPr>
-                <w:b/>
-                <w:sz w:val="22"/>
-              </w:rPr>
-              <w:t>Eigenschaften und Grenzen</w:t>
-            </w:r>
-          </w:p>
-        </w:tc>
-      </w:tr>
-      <w:tr>
-        <w:trPr>
-          <w:cantSplit/>
-        </w:trPr>
-        <w:tc>
-          <w:tcPr>
-            <w:tcW w:type="dxa" w:w="1928"/>
-            <w:tcMar>
-              <w:top w:w="80" w:type="dxa"/>
-              <w:bottom w:w="80" w:type="dxa"/>
-              <w:start w:w="120" w:type="dxa"/>
-              <w:end w:w="120" w:type="dxa"/>
-            </w:tcMar>
-          </w:tcPr>
-          <w:p>
-            <w:pPr>
-              <w:spacing w:after="80" w:before="80" w:line="276" w:lineRule="auto"/>
-            </w:pPr>
-            <w:r>
-              <w:rPr>
-                <w:b w:val="0"/>
-                <w:sz w:val="22"/>
-              </w:rPr>
-              <w:t>Fichte</w:t>
-            </w:r>
-          </w:p>
-        </w:tc>
-        <w:tc>
-          <w:tcPr>
-            <w:tcW w:type="dxa" w:w="7710"/>
-            <w:tcMar>
-              <w:top w:w="80" w:type="dxa"/>
-              <w:bottom w:w="80" w:type="dxa"/>
-              <w:start w:w="120" w:type="dxa"/>
-              <w:end w:w="120" w:type="dxa"/>
-            </w:tcMar>
-          </w:tcPr>
-          <w:p>
-            <w:pPr>
-              <w:spacing w:after="80" w:before="80" w:line="276" w:lineRule="auto"/>
-            </w:pPr>
-            <w:r>
-              <w:rPr>
-                <w:b w:val="0"/>
-                <w:sz w:val="22"/>
-              </w:rPr>
-              <w:t>Weich, leicht, preiswert. Gut bearbeitbar. Druckstellen entstehen leicht.</w:t>
-            </w:r>
-          </w:p>
-        </w:tc>
-      </w:tr>
-      <w:tr>
-        <w:trPr>
-          <w:cantSplit/>
-        </w:trPr>
-        <w:tc>
-          <w:tcPr>
-            <w:tcW w:type="dxa" w:w="1928"/>
-            <w:tcMar>
-              <w:top w:w="80" w:type="dxa"/>
-              <w:bottom w:w="80" w:type="dxa"/>
-              <w:start w:w="120" w:type="dxa"/>
-              <w:end w:w="120" w:type="dxa"/>
-            </w:tcMar>
-          </w:tcPr>
-          <w:p>
-            <w:pPr>
-              <w:spacing w:after="80" w:before="80" w:line="276" w:lineRule="auto"/>
-            </w:pPr>
-            <w:r>
-              <w:rPr>
-                <w:b w:val="0"/>
-                <w:sz w:val="22"/>
-              </w:rPr>
-              <w:t>Buche</w:t>
-            </w:r>
-          </w:p>
-        </w:tc>
-        <w:tc>
-          <w:tcPr>
-            <w:tcW w:type="dxa" w:w="7710"/>
-            <w:tcMar>
-              <w:top w:w="80" w:type="dxa"/>
-              <w:bottom w:w="80" w:type="dxa"/>
-              <w:start w:w="120" w:type="dxa"/>
-              <w:end w:w="120" w:type="dxa"/>
-            </w:tcMar>
-          </w:tcPr>
-          <w:p>
-            <w:pPr>
-              <w:spacing w:after="80" w:before="80" w:line="276" w:lineRule="auto"/>
-            </w:pPr>
-            <w:r>
-              <w:rPr>
-                <w:b w:val="0"/>
-                <w:sz w:val="22"/>
-              </w:rPr>
-              <w:t>Hart, fein und gleichmäßig strukturiert. Lässt sich glatt bearbeiten. Arbeitet stark bei wechselnder Feuchte.</w:t>
-            </w:r>
-          </w:p>
-        </w:tc>
-      </w:tr>
-      <w:tr>
-        <w:trPr>
-          <w:cantSplit/>
-        </w:trPr>
-        <w:tc>
-          <w:tcPr>
-            <w:tcW w:type="dxa" w:w="1928"/>
-            <w:tcMar>
-              <w:top w:w="80" w:type="dxa"/>
-              <w:bottom w:w="80" w:type="dxa"/>
-              <w:start w:w="120" w:type="dxa"/>
-              <w:end w:w="120" w:type="dxa"/>
-            </w:tcMar>
-          </w:tcPr>
-          <w:p>
-            <w:pPr>
-              <w:spacing w:after="80" w:before="80" w:line="276" w:lineRule="auto"/>
-            </w:pPr>
-            <w:r>
-              <w:rPr>
-                <w:b w:val="0"/>
-                <w:sz w:val="22"/>
-              </w:rPr>
-              <w:t>Eiche</w:t>
-            </w:r>
-          </w:p>
-        </w:tc>
-        <w:tc>
-          <w:tcPr>
-            <w:tcW w:type="dxa" w:w="7710"/>
-            <w:tcMar>
-              <w:top w:w="80" w:type="dxa"/>
-              <w:bottom w:w="80" w:type="dxa"/>
-              <w:start w:w="120" w:type="dxa"/>
-              <w:end w:w="120" w:type="dxa"/>
-            </w:tcMar>
-          </w:tcPr>
-          <w:p>
-            <w:pPr>
-              <w:spacing w:after="80" w:before="80" w:line="276" w:lineRule="auto"/>
-            </w:pPr>
-            <w:r>
-              <w:rPr>
-                <w:b w:val="0"/>
-                <w:sz w:val="22"/>
-              </w:rPr>
-              <w:t>Hart, deutlich gemasert. Lässt sich glatt bearbeiten. Meist teurer; kann bei Kontakt mit Eisen und Feuchte dunkel verfärben.</w:t>
-            </w:r>
-          </w:p>
-        </w:tc>
-      </w:tr>
-    </w:tbl>
-    <w:p>
-      <w:pPr>
-        <w:pStyle w:val="Heading2"/>
-      </w:pPr>
-      <w:r>
-        <w:t>7a Erkennen</w:t>
-      </w:r>
-    </w:p>
-    <w:p>
-      <w:r>
-        <w:t>Nenne zwei wichtige Anforderungen aus dem Kundenauftrag.</w:t>
-      </w:r>
-    </w:p>
-    <w:p>
-      <w:pPr>
-        <w:spacing w:after="0" w:line="480" w:lineRule="exact" w:before="0"/>
-        <w:pBdr>
-          <w:bottom w:val="single" w:sz="3" w:color="AAAAAA"/>
-          <w:between w:val="single" w:sz="3" w:color="AAAAAA"/>
-        </w:pBdr>
-      </w:pPr>
-    </w:p>
-    <w:p>
-      <w:pPr>
-        <w:pStyle w:val="Heading2"/>
-      </w:pPr>
-      <w:r>
-        <w:t>7b Erklären</w:t>
-      </w:r>
-    </w:p>
-    <w:p>
-      <w:r>
-        <w:t>Wähle eine Holzart. Begründe mit drei passenden Eigenschaften. Nenne einen Nachteil.</w:t>
-      </w:r>
-    </w:p>
-    <w:p>
-      <w:pPr>
-        <w:spacing w:after="0" w:line="480" w:lineRule="exact" w:before="0"/>
-        <w:pBdr>
-          <w:bottom w:val="single" w:sz="3" w:color="AAAAAA"/>
-          <w:between w:val="single" w:sz="3" w:color="AAAAAA"/>
-        </w:pBdr>
-      </w:pPr>
-    </w:p>
-    <w:p>
-      <w:pPr>
-        <w:spacing w:after="0" w:line="480" w:lineRule="exact" w:before="0"/>
-        <w:pBdr>
-          <w:bottom w:val="single" w:sz="3" w:color="AAAAAA"/>
-          <w:between w:val="single" w:sz="3" w:color="AAAAAA"/>
-        </w:pBdr>
-      </w:pPr>
-    </w:p>
-    <w:p>
-      <w:pPr>
-        <w:spacing w:after="0" w:line="480" w:lineRule="exact" w:before="0"/>
-        <w:pBdr>
-          <w:bottom w:val="single" w:sz="3" w:color="AAAAAA"/>
-          <w:between w:val="single" w:sz="3" w:color="AAAAAA"/>
-        </w:pBdr>
-      </w:pPr>
-    </w:p>
-    <w:p>
-      <w:pPr>
-        <w:spacing w:after="0" w:line="480" w:lineRule="exact" w:before="0"/>
-        <w:pBdr>
-          <w:bottom w:val="single" w:sz="3" w:color="AAAAAA"/>
-          <w:between w:val="single" w:sz="3" w:color="AAAAAA"/>
-        </w:pBdr>
-      </w:pPr>
-    </w:p>
-    <w:p>
-      <w:pPr>
-        <w:pStyle w:val="Heading2"/>
-      </w:pPr>
-      <w:r>
-        <w:t>7c Weiterdenken</w:t>
-      </w:r>
-    </w:p>
-    <w:p>
-      <w:r>
-        <w:t>Vergleiche deine Wahl mit einer anderen Holzart. Warum bleibst du bei deiner Wahl oder änderst sie?</w:t>
-      </w:r>
-    </w:p>
-    <w:p>
-      <w:pPr>
-        <w:spacing w:after="0" w:line="480" w:lineRule="exact" w:before="0"/>
-        <w:pBdr>
-          <w:bottom w:val="single" w:sz="3" w:color="AAAAAA"/>
-          <w:between w:val="single" w:sz="3" w:color="AAAAAA"/>
-        </w:pBdr>
-      </w:pPr>
-    </w:p>
-    <w:p>
-      <w:pPr>
-        <w:spacing w:after="0" w:line="480" w:lineRule="exact" w:before="0"/>
-        <w:pBdr>
-          <w:bottom w:val="single" w:sz="3" w:color="AAAAAA"/>
-          <w:between w:val="single" w:sz="3" w:color="AAAAAA"/>
-        </w:pBdr>
-      </w:pPr>
-    </w:p>
-    <w:p>
-      <w:pPr>
-        <w:spacing w:after="0" w:line="480" w:lineRule="exact" w:before="0"/>
-        <w:pBdr>
-          <w:bottom w:val="single" w:sz="3" w:color="AAAAAA"/>
-          <w:between w:val="single" w:sz="3" w:color="AAAAAA"/>
-        </w:pBdr>
-      </w:pPr>
     </w:p>
     <w:sectPr>
       <w:headerReference w:type="default" r:id="rId9"/>
       <w:footerReference w:type="default" r:id="rId10"/>
       <w:pgSz w:w="11906" w:h="16838"/>
-      <w:pgMar w:top="1020" w:right="1134" w:bottom="1020" w:left="1134" w:header="510" w:footer="510" w:gutter="0"/>
+      <w:pgMar w:top="964" w:right="1020" w:bottom="964" w:left="1247" w:header="720" w:footer="720" w:gutter="0"/>
       <w:cols w:space="720"/>
       <w:docGrid w:linePitch="360"/>
     </w:sectPr>
@@ -2035,7 +2196,7 @@
       <w:pStyle w:val="Footer"/>
     </w:pPr>
     <w:r>
-      <w:t xml:space="preserve">WP Technik 7   Lernerfolgskontrolle                                         </w:t>
+      <w:t xml:space="preserve">Lernerfolgskontrolle  |  30 Minuten Open Book  |  Seite </w:t>
     </w:r>
     <w:fldSimple w:instr="PAGE"/>
   </w:p>
@@ -2049,7 +2210,7 @@
       <w:pStyle w:val="Header"/>
     </w:pPr>
     <w:r>
-      <w:t>HBG  |  WP Technik 7  |  Vom Baum zum Holz</w:t>
+      <w:t>WP Technik 7  |  Vom Baum zum Holz</w:t>
     </w:r>
   </w:p>
 </w:hdr>
@@ -2419,12 +2580,12 @@
     <w:qFormat/>
     <w:rsid w:val="00FC693F"/>
     <w:pPr>
-      <w:spacing w:before="0" w:after="120" w:line="300" w:lineRule="auto"/>
+      <w:spacing w:line="264" w:lineRule="auto" w:after="100" w:before="0"/>
     </w:pPr>
     <w:rPr>
-      <w:rFonts w:ascii="Arial" w:hAnsi="Arial"/>
-      <w:color w:val="222222"/>
-      <w:sz w:val="24"/>
+      <w:rFonts w:ascii="DejaVu Sans" w:hAnsi="DejaVu Sans"/>
+      <w:color w:val="000000"/>
+      <w:sz w:val="22"/>
     </w:rPr>
   </w:style>
   <w:style w:type="paragraph" w:styleId="Header">
@@ -2442,8 +2603,7 @@
       <w:spacing w:after="0" w:line="240" w:lineRule="auto"/>
     </w:pPr>
     <w:rPr>
-      <w:rFonts w:ascii="Arial" w:hAnsi="Arial"/>
-      <w:sz w:val="18"/>
+      <w:sz w:val="16"/>
     </w:rPr>
   </w:style>
   <w:style w:type="character" w:customStyle="1" w:styleId="HeaderChar">
@@ -2468,8 +2628,7 @@
       <w:spacing w:after="0" w:line="240" w:lineRule="auto"/>
     </w:pPr>
     <w:rPr>
-      <w:rFonts w:ascii="Arial" w:hAnsi="Arial"/>
-      <w:sz w:val="18"/>
+      <w:sz w:val="16"/>
     </w:rPr>
   </w:style>
   <w:style w:type="character" w:customStyle="1" w:styleId="FooterChar">
@@ -2490,15 +2649,15 @@
     <w:pPr>
       <w:keepNext/>
       <w:keepLines/>
-      <w:spacing w:before="0" w:after="200" w:line="300" w:lineRule="auto"/>
+      <w:spacing w:before="160" w:after="100" w:line="264" w:lineRule="auto"/>
       <w:outlineLvl w:val="0"/>
     </w:pPr>
     <w:rPr>
-      <w:rFonts w:asciiTheme="majorHAnsi" w:eastAsiaTheme="majorEastAsia" w:hAnsiTheme="majorHAnsi" w:cstheme="majorBidi" w:ascii="Arial" w:hAnsi="Arial"/>
+      <w:rFonts w:asciiTheme="majorHAnsi" w:eastAsiaTheme="majorEastAsia" w:hAnsiTheme="majorHAnsi" w:cstheme="majorBidi" w:ascii="DejaVu Sans" w:hAnsi="DejaVu Sans"/>
       <w:b/>
       <w:bCs/>
       <w:color w:val="000000"/>
-      <w:sz w:val="40"/>
+      <w:sz w:val="34"/>
       <w:szCs w:val="28"/>
     </w:rPr>
   </w:style>
@@ -2514,15 +2673,15 @@
     <w:pPr>
       <w:keepNext/>
       <w:keepLines/>
-      <w:spacing w:before="280" w:after="140" w:line="300" w:lineRule="auto"/>
+      <w:spacing w:before="160" w:after="100" w:line="264" w:lineRule="auto"/>
       <w:outlineLvl w:val="1"/>
     </w:pPr>
     <w:rPr>
-      <w:rFonts w:asciiTheme="majorHAnsi" w:eastAsiaTheme="majorEastAsia" w:hAnsiTheme="majorHAnsi" w:cstheme="majorBidi" w:ascii="Arial" w:hAnsi="Arial"/>
+      <w:rFonts w:asciiTheme="majorHAnsi" w:eastAsiaTheme="majorEastAsia" w:hAnsiTheme="majorHAnsi" w:cstheme="majorBidi" w:ascii="DejaVu Sans" w:hAnsi="DejaVu Sans"/>
       <w:b/>
       <w:bCs/>
       <w:color w:val="000000"/>
-      <w:sz w:val="26"/>
+      <w:sz w:val="28"/>
       <w:szCs w:val="26"/>
     </w:rPr>
   </w:style>
@@ -2538,15 +2697,14 @@
     <w:pPr>
       <w:keepNext/>
       <w:keepLines/>
-      <w:spacing w:before="200" w:after="100" w:line="300" w:lineRule="auto"/>
+      <w:spacing w:before="200" w:after="0"/>
       <w:outlineLvl w:val="2"/>
     </w:pPr>
     <w:rPr>
-      <w:rFonts w:asciiTheme="majorHAnsi" w:eastAsiaTheme="majorEastAsia" w:hAnsiTheme="majorHAnsi" w:cstheme="majorBidi" w:ascii="Arial" w:hAnsi="Arial"/>
+      <w:rFonts w:asciiTheme="majorHAnsi" w:eastAsiaTheme="majorEastAsia" w:hAnsiTheme="majorHAnsi" w:cstheme="majorBidi"/>
       <w:b/>
       <w:bCs/>
-      <w:color w:val="000000"/>
-      <w:sz w:val="24"/>
+      <w:color w:val="4F81BD" w:themeColor="accent1"/>
     </w:rPr>
   </w:style>
   <w:style w:type="paragraph" w:styleId="Heading4">
@@ -2777,15 +2935,15 @@
     <w:qFormat/>
     <w:rsid w:val="00FC693F"/>
     <w:pPr>
-      <w:spacing w:after="200" w:line="300" w:lineRule="auto" w:before="0"/>
+      <w:spacing w:after="100" w:line="264" w:lineRule="auto" w:before="160"/>
       <w:contextualSpacing/>
     </w:pPr>
     <w:rPr>
-      <w:rFonts w:asciiTheme="majorHAnsi" w:eastAsiaTheme="majorEastAsia" w:hAnsiTheme="majorHAnsi" w:cstheme="majorBidi" w:ascii="Arial" w:hAnsi="Arial"/>
+      <w:rFonts w:asciiTheme="majorHAnsi" w:eastAsiaTheme="majorEastAsia" w:hAnsiTheme="majorHAnsi" w:cstheme="majorBidi" w:ascii="DejaVu Sans" w:hAnsi="DejaVu Sans"/>
       <w:color w:val="000000"/>
       <w:spacing w:val="5"/>
       <w:kern w:val="28"/>
-      <w:sz w:val="50"/>
+      <w:sz w:val="42"/>
       <w:szCs w:val="52"/>
     </w:rPr>
   </w:style>
@@ -2816,15 +2974,14 @@
       <w:numPr>
         <w:ilvl w:val="1"/>
       </w:numPr>
-      <w:spacing w:before="0" w:after="160" w:line="300" w:lineRule="auto"/>
     </w:pPr>
     <w:rPr>
-      <w:rFonts w:asciiTheme="majorHAnsi" w:eastAsiaTheme="majorEastAsia" w:hAnsiTheme="majorHAnsi" w:cstheme="majorBidi" w:ascii="Arial" w:hAnsi="Arial"/>
+      <w:rFonts w:asciiTheme="majorHAnsi" w:eastAsiaTheme="majorEastAsia" w:hAnsiTheme="majorHAnsi" w:cstheme="majorBidi"/>
       <w:i/>
       <w:iCs/>
-      <w:color w:val="000000"/>
+      <w:color w:val="4F81BD" w:themeColor="accent1"/>
       <w:spacing w:val="15"/>
-      <w:sz w:val="26"/>
+      <w:sz w:val="24"/>
       <w:szCs w:val="24"/>
     </w:rPr>
   </w:style>
@@ -3262,6 +3419,9 @@
     <w:qFormat/>
     <w:rsid w:val="00FC693F"/>
     <w:pPr>
+      <w:pBdr>
+        <w:bottom w:val="single" w:sz="4" w:space="4" w:color="4F81BD" w:themeColor="accent1"/>
+      </w:pBdr>
       <w:spacing w:before="200" w:after="280"/>
       <w:ind w:left="936" w:right="936"/>
     </w:pPr>

--- a/lehrkraft-material/pruefung/lernerfolgskontrolle.docx
+++ b/lehrkraft-material/pruefung/lernerfolgskontrolle.docx
@@ -31,7 +31,7 @@
         <w:rPr>
           <w:b w:val="0"/>
         </w:rPr>
-        <w:t>Arbeite allein. Trage Zahlen oder kurze Wörter ein. Bei Ankreuzaufgaben steht dabei, ob eine oder mehrere Antworten richtig sind. Kreuze nur die richtigen Aussagen an. Bei Mehrfachauswahl kostet jedes falsche Kreuz einen Punkt in dieser Teilaufgabe; weniger als 0 Punkte gibt es nicht. Insgesamt: 30 Punkte.</w:t>
+        <w:t>Arbeite allein. Trage Zahlen oder kurze Wörter ein. Bei Ankreuzaufgaben steht dabei, ob eine oder mehrere Antworten richtig sind. Kreuze nur die richtigen Aussagen an. Bei Mehrfachauswahl kostet jedes falsche Kreuz einen Punkt in dieser Teilaufgabe; weniger als 0 Punkte gibt es nicht. Pflicht: Aufgaben 1 bis 6 zu A1 bis A8, 28 Punkte. Aufgabe 7 zu A9/A10 ist freiwilliger Bonus (4 Punkte).</w:t>
       </w:r>
     </w:p>
     <w:p>
@@ -39,7 +39,7 @@
         <w:pStyle w:val="Heading2"/>
       </w:pPr>
       <w:r>
-        <w:t>1 Aufbau des Stamms   4 Punkte</w:t>
+        <w:t>1 Aufbau des Stamms A1   4 Punkte</w:t>
       </w:r>
     </w:p>
     <w:p>
@@ -106,7 +106,7 @@
         <w:pStyle w:val="Heading2"/>
       </w:pPr>
       <w:r>
-        <w:t>2 Jahresringe auswerten   4 Punkte</w:t>
+        <w:t>2 Jahresringe auswerten A2   4 Punkte</w:t>
       </w:r>
     </w:p>
     <w:p>
@@ -261,7 +261,7 @@
         <w:pStyle w:val="Heading2"/>
       </w:pPr>
       <w:r>
-        <w:t>3 Produktionsweg und Schnittplan   6 Punkte</w:t>
+        <w:t>3 Produktionsweg und Schnittplan A3 A4   6 Punkte</w:t>
       </w:r>
     </w:p>
     <w:p>
@@ -643,7 +643,7 @@
         <w:pStyle w:val="Heading2"/>
       </w:pPr>
       <w:r>
-        <w:t>4 Holzproben vergleichen   4 Punkte</w:t>
+        <w:t>4 Holzproben vergleichen A5 A6   6 Punkte</w:t>
       </w:r>
     </w:p>
     <w:p>
@@ -1056,7 +1056,48 @@
         <w:pStyle w:val="Title"/>
       </w:pPr>
       <w:r>
-        <w:t>Holzfeuchte und Holzfehler</w:t>
+        <w:t>Holzproben Holzfeuchte und Holzfehler</w:t>
+      </w:r>
+    </w:p>
+    <w:p>
+      <w:r>
+        <w:rPr>
+          <w:b/>
+        </w:rPr>
+        <w:t>4d Verbinde Beobachtung, Eigenschaft und Verwendung. Welche Aussagen passen? (2 P) Mehrere Antworten sind richtig.</w:t>
+      </w:r>
+    </w:p>
+    <w:p>
+      <w:pPr>
+        <w:spacing w:after="40"/>
+      </w:pPr>
+      <w:r>
+        <w:rPr>
+          <w:b w:val="0"/>
+        </w:rPr>
+        <w:t>☐ Eine glatte Oberfläche ohne Splitter eignet sich für ein häufig angefasstes Brett.</w:t>
+      </w:r>
+    </w:p>
+    <w:p>
+      <w:pPr>
+        <w:spacing w:after="40"/>
+      </w:pPr>
+      <w:r>
+        <w:rPr>
+          <w:b w:val="0"/>
+        </w:rPr>
+        <w:t>☐ Geringe Wasseraufnahme ist bei wechselnder Feuchtigkeit eine günstige Eigenschaft.</w:t>
+      </w:r>
+    </w:p>
+    <w:p>
+      <w:pPr>
+        <w:spacing w:after="40"/>
+      </w:pPr>
+      <w:r>
+        <w:rPr>
+          <w:b w:val="0"/>
+        </w:rPr>
+        <w:t>☐ Eine deutliche Druckspur beweist, dass das Holz für stark belastete Oberflächen besonders hart ist.</w:t>
       </w:r>
     </w:p>
     <w:p>
@@ -1064,7 +1105,7 @@
         <w:pStyle w:val="Heading2"/>
       </w:pPr>
       <w:r>
-        <w:t>5 Holz arbeitet   4 Punkte</w:t>
+        <w:t>5 Holz arbeitet A7   4 Punkte</w:t>
       </w:r>
     </w:p>
     <w:p>
@@ -1418,7 +1459,7 @@
         <w:pStyle w:val="Heading2"/>
       </w:pPr>
       <w:r>
-        <w:t>6 Holzfehler beurteilen   4 Punkte</w:t>
+        <w:t>6 Holzfehler finden A8   4 Punkte</w:t>
       </w:r>
     </w:p>
     <w:p>
@@ -1532,7 +1573,15 @@
         <w:pStyle w:val="Title"/>
       </w:pPr>
       <w:r>
-        <w:t>Eine Holzart für einen Auftrag auswählen</w:t>
+        <w:t>Freiwillige Bonusaufgabe A9 A10</w:t>
+      </w:r>
+    </w:p>
+    <w:p>
+      <w:r>
+        <w:rPr>
+          <w:b/>
+        </w:rPr>
+        <w:t>Aufgabe 7 ist freiwillig. Sie gehört nicht zum Pflichtteil. Wenn du sie auslässt, verlierst du keine Pflichtpunkte. Es gibt keine zusätzliche Arbeitszeit. Prüfe zuerst deine Pflichtaufgaben.</w:t>
       </w:r>
     </w:p>
     <w:p>
@@ -1540,7 +1589,7 @@
         <w:pStyle w:val="Heading2"/>
       </w:pPr>
       <w:r>
-        <w:t>7 Eine Kundin beraten   4 Punkte</w:t>
+        <w:t>7 Eine Produktkarte ausfüllen   4 Bonuspunkte</w:t>
       </w:r>
     </w:p>
     <w:p>
@@ -1548,7 +1597,7 @@
         <w:rPr>
           <w:b/>
         </w:rPr>
-        <w:t>Eine Kundin braucht ein Regal für einen trockenen Innenraum. Die Oberfläche soll hart und glatt sein. Von den passenden Holzarten möchte sie die preiswertere. Vergleiche nur die Angaben in der Tabelle.</w:t>
+        <w:t>Eine Kundin braucht ein Regal für einen trockenen Innenraum. Die Oberfläche soll hart und glatt sein. Von den passenden Holzarten möchte sie die preiswertere. Wähle für ihre Produktkarte eine Holzart, passende Eigenschaften und einen Nachteil. Vergleiche nur die Angaben in der Tabelle.</w:t>
       </w:r>
     </w:p>
     <w:p>
@@ -2174,7 +2223,9 @@
         <w:rPr>
           <w:b w:val="0"/>
         </w:rPr>
-        <w:t>Punkte: ______ / 30    Rückmeldung: __________________________</w:t>
+        <w:t>Pflichtpunkte: ______ / 28    Bonus: ______ / 4</w:t>
+        <w:br/>
+        <w:t>Rückmeldung: ______________________________________________</w:t>
       </w:r>
     </w:p>
     <w:sectPr>
